--- a/TESTING_CHECKLIST.docx
+++ b/TESTING_CHECKLIST.docx
@@ -2,7 +2,7 @@
 <file path=word/document.xml><?xml version="1.0" encoding="utf-8"?>
 <w:document xmlns:w="http://schemas.openxmlformats.org/wordprocessingml/2006/main" xmlns:m="http://schemas.openxmlformats.org/officeDocument/2006/math" xmlns:r="http://schemas.openxmlformats.org/officeDocument/2006/relationships" xmlns:o="urn:schemas-microsoft-com:office:office" xmlns:v="urn:schemas-microsoft-com:vml" xmlns:w10="urn:schemas-microsoft-com:office:word" xmlns:a="http://schemas.openxmlformats.org/drawingml/2006/main" xmlns:pic="http://schemas.openxmlformats.org/drawingml/2006/picture" xmlns:wp="http://schemas.openxmlformats.org/drawingml/2006/wordprocessingDrawing">
   <w:body>
-    <w:bookmarkStart w:id="54" w:name="qb-timewarp-testing-checklist"/>
+    <w:bookmarkStart w:id="59" w:name="qb-timewarp-testing-checklist"/>
     <w:p>
       <w:pPr>
         <w:pStyle w:val="Heading1"/>
@@ -224,13 +224,22 @@
       </w:r>
     </w:p>
     <w:bookmarkEnd w:id="20"/>
-    <w:bookmarkStart w:id="21" w:name="prerequisites"/>
+    <w:bookmarkStart w:id="25" w:name="X05e3fb463838fd9bbb1621dad8c0aa8ba148a8b"/>
     <w:p>
       <w:pPr>
         <w:pStyle w:val="Heading2"/>
       </w:pPr>
       <w:r>
-        <w:t xml:space="preserve">Prerequisites</w:t>
+        <w:t xml:space="preserve">Stage 0: Working Copy Verification (SAFETY CHECK)</w:t>
+      </w:r>
+    </w:p>
+    <w:bookmarkStart w:id="21" w:name="verify-original-files-exist-on-desktop"/>
+    <w:p>
+      <w:pPr>
+        <w:pStyle w:val="Heading3"/>
+      </w:pPr>
+      <w:r>
+        <w:t xml:space="preserve">0.1 Verify Original Files Exist on Desktop</w:t>
       </w:r>
     </w:p>
     <w:p>
@@ -242,16 +251,37 @@
         <w:pStyle w:val="Compact"/>
       </w:pPr>
       <w:r>
-        <w:t xml:space="preserve">☐ Windows VM is accessible via RDP (</w:t>
+        <w:t xml:space="preserve">☐ Confirm</w:t>
+      </w:r>
+      <w:r>
+        <w:t xml:space="preserve"> </w:t>
       </w:r>
       <w:r>
         <w:rPr>
           <w:rStyle w:val="VerbatimChar"/>
         </w:rPr>
-        <w:t xml:space="preserve">aiagent.hostedremotedesktop.com:4420</w:t>
-      </w:r>
-      <w:r>
-        <w:t xml:space="preserve">)</w:t>
+        <w:t xml:space="preserve">C:\Users\AIAgent\Desktop\Joshua's Gold Coast\</w:t>
+      </w:r>
+      <w:r>
+        <w:t xml:space="preserve"> </w:t>
+      </w:r>
+      <w:r>
+        <w:t xml:space="preserve">exists with a</w:t>
+      </w:r>
+      <w:r>
+        <w:t xml:space="preserve"> </w:t>
+      </w:r>
+      <w:r>
+        <w:rPr>
+          <w:rStyle w:val="VerbatimChar"/>
+        </w:rPr>
+        <w:t xml:space="preserve">.qbw</w:t>
+      </w:r>
+      <w:r>
+        <w:t xml:space="preserve"> </w:t>
+      </w:r>
+      <w:r>
+        <w:t xml:space="preserve">file</w:t>
       </w:r>
     </w:p>
     <w:p>
@@ -263,7 +293,37 @@
         <w:pStyle w:val="Compact"/>
       </w:pPr>
       <w:r>
-        <w:t xml:space="preserve">☐ QuickBooks 2023 is installed and running</w:t>
+        <w:t xml:space="preserve">☐ Confirm</w:t>
+      </w:r>
+      <w:r>
+        <w:t xml:space="preserve"> </w:t>
+      </w:r>
+      <w:r>
+        <w:rPr>
+          <w:rStyle w:val="VerbatimChar"/>
+        </w:rPr>
+        <w:t xml:space="preserve">C:\Users\AIAgent\Desktop\Blank Template\</w:t>
+      </w:r>
+      <w:r>
+        <w:t xml:space="preserve"> </w:t>
+      </w:r>
+      <w:r>
+        <w:t xml:space="preserve">exists with a</w:t>
+      </w:r>
+      <w:r>
+        <w:t xml:space="preserve"> </w:t>
+      </w:r>
+      <w:r>
+        <w:rPr>
+          <w:rStyle w:val="VerbatimChar"/>
+        </w:rPr>
+        <w:t xml:space="preserve">.qbw</w:t>
+      </w:r>
+      <w:r>
+        <w:t xml:space="preserve"> </w:t>
+      </w:r>
+      <w:r>
+        <w:t xml:space="preserve">file</w:t>
       </w:r>
     </w:p>
     <w:p>
@@ -275,61 +335,207 @@
         <w:pStyle w:val="Compact"/>
       </w:pPr>
       <w:r>
-        <w:t xml:space="preserve">☐ QuickBooks 2021 is installed and running</w:t>
-      </w:r>
-    </w:p>
-    <w:p>
-      <w:pPr>
-        <w:numPr>
-          <w:ilvl w:val="0"/>
-          <w:numId w:val="1003"/>
-        </w:numPr>
-        <w:pStyle w:val="Compact"/>
-      </w:pPr>
-      <w:r>
-        <w:t xml:space="preserve">☐ QB 2023 company file (</w:t>
+        <w:t xml:space="preserve">☐ Note the file sizes of both originals</w:t>
+      </w:r>
+    </w:p>
+    <w:bookmarkEnd w:id="21"/>
+    <w:bookmarkStart w:id="22" w:name="working-copy-creation"/>
+    <w:p>
+      <w:pPr>
+        <w:pStyle w:val="Heading3"/>
+      </w:pPr>
+      <w:r>
+        <w:t xml:space="preserve">0.2 Working Copy Creation</w:t>
+      </w:r>
+    </w:p>
+    <w:p>
+      <w:pPr>
+        <w:numPr>
+          <w:ilvl w:val="0"/>
+          <w:numId w:val="1004"/>
+        </w:numPr>
+        <w:pStyle w:val="Compact"/>
+      </w:pPr>
+      <w:r>
+        <w:t xml:space="preserve">☐ Run QB-TimeWarp — observe</w:t>
+      </w:r>
+      <w:r>
+        <w:t xml:space="preserve"> </w:t>
+      </w:r>
+      <w:r>
+        <w:t xml:space="preserve">“</w:t>
+      </w:r>
+      <w:r>
+        <w:t xml:space="preserve">Initialize Working Copies (SAFETY FIRST)</w:t>
+      </w:r>
+      <w:r>
+        <w:t xml:space="preserve">”</w:t>
+      </w:r>
+      <w:r>
+        <w:t xml:space="preserve"> </w:t>
+      </w:r>
+      <w:r>
+        <w:t xml:space="preserve">step</w:t>
+      </w:r>
+    </w:p>
+    <w:p>
+      <w:pPr>
+        <w:numPr>
+          <w:ilvl w:val="0"/>
+          <w:numId w:val="1004"/>
+        </w:numPr>
+        <w:pStyle w:val="Compact"/>
+      </w:pPr>
+      <w:r>
+        <w:t xml:space="preserve">☐ Verify</w:t>
+      </w:r>
+      <w:r>
+        <w:t xml:space="preserve"> </w:t>
       </w:r>
       <w:r>
         <w:rPr>
           <w:rStyle w:val="VerbatimChar"/>
         </w:rPr>
-        <w:t xml:space="preserve">Air-Masters-QB-2023.qbw</w:t>
-      </w:r>
-      <w:r>
-        <w:t xml:space="preserve">) is open in QB 2023</w:t>
-      </w:r>
-    </w:p>
-    <w:p>
-      <w:pPr>
-        <w:numPr>
-          <w:ilvl w:val="0"/>
-          <w:numId w:val="1003"/>
-        </w:numPr>
-        <w:pStyle w:val="Compact"/>
-      </w:pPr>
-      <w:r>
-        <w:t xml:space="preserve">☐ QB 2021 company file (</w:t>
+        <w:t xml:space="preserve">C:\QB-TimeWarp\Working\Source\</w:t>
+      </w:r>
+      <w:r>
+        <w:t xml:space="preserve"> </w:t>
+      </w:r>
+      <w:r>
+        <w:t xml:space="preserve">is created with a copy of the source</w:t>
+      </w:r>
+      <w:r>
+        <w:t xml:space="preserve"> </w:t>
       </w:r>
       <w:r>
         <w:rPr>
           <w:rStyle w:val="VerbatimChar"/>
         </w:rPr>
-        <w:t xml:space="preserve">Josh Safty 2021.qbw</w:t>
-      </w:r>
-      <w:r>
-        <w:t xml:space="preserve">) is open in QB 2021</w:t>
-      </w:r>
-    </w:p>
-    <w:p>
-      <w:pPr>
-        <w:numPr>
-          <w:ilvl w:val="0"/>
-          <w:numId w:val="1003"/>
-        </w:numPr>
-        <w:pStyle w:val="Compact"/>
-      </w:pPr>
-      <w:r>
-        <w:t xml:space="preserve">☐</w:t>
+        <w:t xml:space="preserve">.qbw</w:t>
+      </w:r>
+    </w:p>
+    <w:p>
+      <w:pPr>
+        <w:numPr>
+          <w:ilvl w:val="0"/>
+          <w:numId w:val="1004"/>
+        </w:numPr>
+        <w:pStyle w:val="Compact"/>
+      </w:pPr>
+      <w:r>
+        <w:t xml:space="preserve">☐ Verify</w:t>
+      </w:r>
+      <w:r>
+        <w:t xml:space="preserve"> </w:t>
+      </w:r>
+      <w:r>
+        <w:rPr>
+          <w:rStyle w:val="VerbatimChar"/>
+        </w:rPr>
+        <w:t xml:space="preserve">C:\QB-TimeWarp\Working\Target\</w:t>
+      </w:r>
+      <w:r>
+        <w:t xml:space="preserve"> </w:t>
+      </w:r>
+      <w:r>
+        <w:t xml:space="preserve">is created with a copy of the target</w:t>
+      </w:r>
+      <w:r>
+        <w:t xml:space="preserve"> </w:t>
+      </w:r>
+      <w:r>
+        <w:rPr>
+          <w:rStyle w:val="VerbatimChar"/>
+        </w:rPr>
+        <w:t xml:space="preserve">.qbw</w:t>
+      </w:r>
+    </w:p>
+    <w:p>
+      <w:pPr>
+        <w:numPr>
+          <w:ilvl w:val="0"/>
+          <w:numId w:val="1004"/>
+        </w:numPr>
+        <w:pStyle w:val="Compact"/>
+      </w:pPr>
+      <w:r>
+        <w:t xml:space="preserve">☐ Verify file sizes in Working directories match original Desktop file sizes</w:t>
+      </w:r>
+    </w:p>
+    <w:p>
+      <w:pPr>
+        <w:numPr>
+          <w:ilvl w:val="0"/>
+          <w:numId w:val="1004"/>
+        </w:numPr>
+        <w:pStyle w:val="Compact"/>
+      </w:pPr>
+      <w:r>
+        <w:t xml:space="preserve">☐ Confirm console shows</w:t>
+      </w:r>
+      <w:r>
+        <w:t xml:space="preserve"> </w:t>
+      </w:r>
+      <w:r>
+        <w:t xml:space="preserve">“</w:t>
+      </w:r>
+      <w:r>
+        <w:t xml:space="preserve">WORKING WITH COPIES — ORIGINALS PRESERVED</w:t>
+      </w:r>
+      <w:r>
+        <w:t xml:space="preserve">”</w:t>
+      </w:r>
+    </w:p>
+    <w:p>
+      <w:pPr>
+        <w:numPr>
+          <w:ilvl w:val="0"/>
+          <w:numId w:val="1004"/>
+        </w:numPr>
+        <w:pStyle w:val="Compact"/>
+      </w:pPr>
+      <w:r>
+        <w:t xml:space="preserve">☐ Confirm console shows</w:t>
+      </w:r>
+      <w:r>
+        <w:t xml:space="preserve"> </w:t>
+      </w:r>
+      <w:r>
+        <w:t xml:space="preserve">“</w:t>
+      </w:r>
+      <w:r>
+        <w:t xml:space="preserve">✓ Using working copy (originals protected)</w:t>
+      </w:r>
+      <w:r>
+        <w:t xml:space="preserve">”</w:t>
+      </w:r>
+      <w:r>
+        <w:t xml:space="preserve"> </w:t>
+      </w:r>
+      <w:r>
+        <w:t xml:space="preserve">for each QB connection</w:t>
+      </w:r>
+    </w:p>
+    <w:bookmarkEnd w:id="22"/>
+    <w:bookmarkStart w:id="23" w:name="safety-validation"/>
+    <w:p>
+      <w:pPr>
+        <w:pStyle w:val="Heading3"/>
+      </w:pPr>
+      <w:r>
+        <w:t xml:space="preserve">0.3 Safety Validation</w:t>
+      </w:r>
+    </w:p>
+    <w:p>
+      <w:pPr>
+        <w:numPr>
+          <w:ilvl w:val="0"/>
+          <w:numId w:val="1005"/>
+        </w:numPr>
+        <w:pStyle w:val="Compact"/>
+      </w:pPr>
+      <w:r>
+        <w:t xml:space="preserve">☐ Verify original Desktop files are</w:t>
       </w:r>
       <w:r>
         <w:t xml:space="preserve"> </w:t>
@@ -339,25 +545,37 @@
           <w:bCs/>
           <w:b/>
         </w:rPr>
-        <w:t xml:space="preserve">Both QuickBooks windows are VISIBLE on screen</w:t>
-      </w:r>
-      <w:r>
-        <w:t xml:space="preserve"> </w:t>
-      </w:r>
-      <w:r>
-        <w:t xml:space="preserve">(not minimized)</w:t>
-      </w:r>
-    </w:p>
-    <w:p>
-      <w:pPr>
-        <w:numPr>
-          <w:ilvl w:val="0"/>
-          <w:numId w:val="1003"/>
-        </w:numPr>
-        <w:pStyle w:val="Compact"/>
-      </w:pPr>
-      <w:r>
-        <w:t xml:space="preserve">☐ Application is built and deployed to</w:t>
+        <w:t xml:space="preserve">unchanged</w:t>
+      </w:r>
+      <w:r>
+        <w:t xml:space="preserve"> </w:t>
+      </w:r>
+      <w:r>
+        <w:t xml:space="preserve">(same size, same modified date)</w:t>
+      </w:r>
+    </w:p>
+    <w:p>
+      <w:pPr>
+        <w:numPr>
+          <w:ilvl w:val="0"/>
+          <w:numId w:val="1005"/>
+        </w:numPr>
+        <w:pStyle w:val="Compact"/>
+      </w:pPr>
+      <w:r>
+        <w:t xml:space="preserve">☐ Confirm no operations are logged against Desktop paths</w:t>
+      </w:r>
+    </w:p>
+    <w:p>
+      <w:pPr>
+        <w:numPr>
+          <w:ilvl w:val="0"/>
+          <w:numId w:val="1005"/>
+        </w:numPr>
+        <w:pStyle w:val="Compact"/>
+      </w:pPr>
+      <w:r>
+        <w:t xml:space="preserve">☐ Test</w:t>
       </w:r>
       <w:r>
         <w:t xml:space="preserve"> </w:t>
@@ -366,19 +584,13 @@
         <w:rPr>
           <w:rStyle w:val="VerbatimChar"/>
         </w:rPr>
-        <w:t xml:space="preserve">C:\QB-TimeWarp</w:t>
-      </w:r>
-    </w:p>
-    <w:p>
-      <w:pPr>
-        <w:numPr>
-          <w:ilvl w:val="0"/>
-          <w:numId w:val="1003"/>
-        </w:numPr>
-        <w:pStyle w:val="Compact"/>
-      </w:pPr>
-      <w:r>
-        <w:t xml:space="preserve">☐</w:t>
+        <w:t xml:space="preserve">--refresh</w:t>
+      </w:r>
+      <w:r>
+        <w:t xml:space="preserve"> </w:t>
+      </w:r>
+      <w:r>
+        <w:t xml:space="preserve">flag: re-run with</w:t>
       </w:r>
       <w:r>
         <w:t xml:space="preserve"> </w:t>
@@ -387,25 +599,116 @@
         <w:rPr>
           <w:rStyle w:val="VerbatimChar"/>
         </w:rPr>
+        <w:t xml:space="preserve">--refresh</w:t>
+      </w:r>
+      <w:r>
+        <w:t xml:space="preserve"> </w:t>
+      </w:r>
+      <w:r>
+        <w:t xml:space="preserve">and verify files are re-copied</w:t>
+      </w:r>
+    </w:p>
+    <w:p>
+      <w:pPr>
+        <w:numPr>
+          <w:ilvl w:val="0"/>
+          <w:numId w:val="1005"/>
+        </w:numPr>
+        <w:pStyle w:val="Compact"/>
+      </w:pPr>
+      <w:r>
+        <w:t xml:space="preserve">☐ Test</w:t>
+      </w:r>
+      <w:r>
+        <w:t xml:space="preserve"> </w:t>
+      </w:r>
+      <w:r>
+        <w:rPr>
+          <w:rStyle w:val="VerbatimChar"/>
+        </w:rPr>
+        <w:t xml:space="preserve">--cleanup</w:t>
+      </w:r>
+      <w:r>
+        <w:t xml:space="preserve"> </w:t>
+      </w:r>
+      <w:r>
+        <w:t xml:space="preserve">flag: run with</w:t>
+      </w:r>
+      <w:r>
+        <w:t xml:space="preserve"> </w:t>
+      </w:r>
+      <w:r>
+        <w:rPr>
+          <w:rStyle w:val="VerbatimChar"/>
+        </w:rPr>
+        <w:t xml:space="preserve">--cleanup</w:t>
+      </w:r>
+      <w:r>
+        <w:t xml:space="preserve"> </w:t>
+      </w:r>
+      <w:r>
+        <w:t xml:space="preserve">and verify Working directories are removed</w:t>
+      </w:r>
+    </w:p>
+    <w:bookmarkEnd w:id="23"/>
+    <w:bookmarkStart w:id="24" w:name="protection-test-optional"/>
+    <w:p>
+      <w:pPr>
+        <w:pStyle w:val="Heading3"/>
+      </w:pPr>
+      <w:r>
+        <w:t xml:space="preserve">0.4 Protection Test (Optional)</w:t>
+      </w:r>
+    </w:p>
+    <w:p>
+      <w:pPr>
+        <w:numPr>
+          <w:ilvl w:val="0"/>
+          <w:numId w:val="1006"/>
+        </w:numPr>
+        <w:pStyle w:val="Compact"/>
+      </w:pPr>
+      <w:r>
+        <w:t xml:space="preserve">☐ Temporarily change</w:t>
+      </w:r>
+      <w:r>
+        <w:t xml:space="preserve"> </w:t>
+      </w:r>
+      <w:r>
+        <w:rPr>
+          <w:rStyle w:val="VerbatimChar"/>
+        </w:rPr>
         <w:t xml:space="preserve">appsettings.json</w:t>
       </w:r>
       <w:r>
         <w:t xml:space="preserve"> </w:t>
       </w:r>
       <w:r>
-        <w:t xml:space="preserve">has correct paths (verify QB2023 InstallPath includes</w:t>
-      </w:r>
-      <w:r>
-        <w:t xml:space="preserve"> </w:t>
-      </w:r>
-      <w:r>
-        <w:rPr>
-          <w:rStyle w:val="VerbatimChar"/>
-        </w:rPr>
-        <w:t xml:space="preserve">QBWPremierAccountant.exe</w:t>
-      </w:r>
-      <w:r>
-        <w:t xml:space="preserve">)</w:t>
+        <w:t xml:space="preserve">CompanyFilePath to a Desktop path</w:t>
+      </w:r>
+    </w:p>
+    <w:p>
+      <w:pPr>
+        <w:numPr>
+          <w:ilvl w:val="0"/>
+          <w:numId w:val="1006"/>
+        </w:numPr>
+        <w:pStyle w:val="Compact"/>
+      </w:pPr>
+      <w:r>
+        <w:t xml:space="preserve">☐ Run QB-TimeWarp — should exit with code 99 (SAFETY VIOLATION)</w:t>
+      </w:r>
+    </w:p>
+    <w:p>
+      <w:pPr>
+        <w:numPr>
+          <w:ilvl w:val="0"/>
+          <w:numId w:val="1006"/>
+        </w:numPr>
+        <w:pStyle w:val="Compact"/>
+      </w:pPr>
+      <w:r>
+        <w:t xml:space="preserve">☐ Restore correct configuration</w:t>
       </w:r>
     </w:p>
     <w:p>
@@ -415,90 +718,67 @@
         </w:pict>
       </w:r>
     </w:p>
-    <w:bookmarkEnd w:id="21"/>
-    <w:bookmarkStart w:id="26" w:name="stage-1-export-testing"/>
+    <w:bookmarkEnd w:id="24"/>
+    <w:bookmarkEnd w:id="25"/>
+    <w:bookmarkStart w:id="26" w:name="prerequisites"/>
     <w:p>
       <w:pPr>
         <w:pStyle w:val="Heading2"/>
       </w:pPr>
       <w:r>
-        <w:t xml:space="preserve">Stage 1: Export Testing</w:t>
-      </w:r>
-    </w:p>
-    <w:bookmarkStart w:id="22" w:name="basic-export"/>
-    <w:p>
-      <w:pPr>
-        <w:pStyle w:val="Heading3"/>
-      </w:pPr>
-      <w:r>
-        <w:t xml:space="preserve">1.1 Basic Export</w:t>
-      </w:r>
-    </w:p>
-    <w:p>
-      <w:pPr>
-        <w:numPr>
-          <w:ilvl w:val="0"/>
-          <w:numId w:val="1004"/>
-        </w:numPr>
-        <w:pStyle w:val="Compact"/>
-      </w:pPr>
-      <w:r>
-        <w:t xml:space="preserve">☐ Run QB-TimeWarp — observe Step 1 (Export) in console</w:t>
-      </w:r>
-    </w:p>
-    <w:p>
-      <w:pPr>
-        <w:numPr>
-          <w:ilvl w:val="0"/>
-          <w:numId w:val="1004"/>
-        </w:numPr>
-        <w:pStyle w:val="Compact"/>
-      </w:pPr>
-      <w:r>
-        <w:t xml:space="preserve">☐ Verify</w:t>
-      </w:r>
-      <w:r>
-        <w:t xml:space="preserve"> </w:t>
+        <w:t xml:space="preserve">Prerequisites</w:t>
+      </w:r>
+    </w:p>
+    <w:p>
+      <w:pPr>
+        <w:numPr>
+          <w:ilvl w:val="0"/>
+          <w:numId w:val="1007"/>
+        </w:numPr>
+        <w:pStyle w:val="Compact"/>
+      </w:pPr>
+      <w:r>
+        <w:t xml:space="preserve">☐ Windows VM is accessible via RDP (</w:t>
       </w:r>
       <w:r>
         <w:rPr>
           <w:rStyle w:val="VerbatimChar"/>
         </w:rPr>
-        <w:t xml:space="preserve">.\ExportedData\</w:t>
-      </w:r>
-      <w:r>
-        <w:t xml:space="preserve"> </w:t>
-      </w:r>
-      <w:r>
-        <w:t xml:space="preserve">directory is created</w:t>
-      </w:r>
-    </w:p>
-    <w:p>
-      <w:pPr>
-        <w:numPr>
-          <w:ilvl w:val="0"/>
-          <w:numId w:val="1004"/>
-        </w:numPr>
-        <w:pStyle w:val="Compact"/>
-      </w:pPr>
-      <w:r>
-        <w:t xml:space="preserve">☐ Verify JSON files are created for each entity type listed in</w:t>
-      </w:r>
-      <w:r>
-        <w:t xml:space="preserve"> </w:t>
-      </w:r>
-      <w:r>
-        <w:rPr>
-          <w:rStyle w:val="VerbatimChar"/>
-        </w:rPr>
-        <w:t xml:space="preserve">appsettings.json</w:t>
-      </w:r>
-    </w:p>
-    <w:p>
-      <w:pPr>
-        <w:numPr>
-          <w:ilvl w:val="0"/>
-          <w:numId w:val="1004"/>
+        <w:t xml:space="preserve">aiagent.hostedremotedesktop.com:4420</w:t>
+      </w:r>
+      <w:r>
+        <w:t xml:space="preserve">)</w:t>
+      </w:r>
+    </w:p>
+    <w:p>
+      <w:pPr>
+        <w:numPr>
+          <w:ilvl w:val="0"/>
+          <w:numId w:val="1007"/>
+        </w:numPr>
+        <w:pStyle w:val="Compact"/>
+      </w:pPr>
+      <w:r>
+        <w:t xml:space="preserve">☐ QuickBooks 2023 is installed and running</w:t>
+      </w:r>
+    </w:p>
+    <w:p>
+      <w:pPr>
+        <w:numPr>
+          <w:ilvl w:val="0"/>
+          <w:numId w:val="1007"/>
+        </w:numPr>
+        <w:pStyle w:val="Compact"/>
+      </w:pPr>
+      <w:r>
+        <w:t xml:space="preserve">☐ QuickBooks 2021 is installed and running</w:t>
+      </w:r>
+    </w:p>
+    <w:p>
+      <w:pPr>
+        <w:numPr>
+          <w:ilvl w:val="0"/>
+          <w:numId w:val="1007"/>
         </w:numPr>
         <w:pStyle w:val="Compact"/>
       </w:pPr>
@@ -513,10 +793,13 @@
           <w:bCs/>
           <w:b/>
         </w:rPr>
-        <w:t xml:space="preserve">Expected</w:t>
-      </w:r>
-      <w:r>
-        <w:t xml:space="preserve">: One JSON file per entity type (e.g.,</w:t>
+        <w:t xml:space="preserve">Working copies created</w:t>
+      </w:r>
+      <w:r>
+        <w:t xml:space="preserve"> </w:t>
+      </w:r>
+      <w:r>
+        <w:t xml:space="preserve">in</w:t>
       </w:r>
       <w:r>
         <w:t xml:space="preserve"> </w:t>
@@ -525,162 +808,20 @@
         <w:rPr>
           <w:rStyle w:val="VerbatimChar"/>
         </w:rPr>
-        <w:t xml:space="preserve">Accounts.json</w:t>
-      </w:r>
-      <w:r>
-        <w:t xml:space="preserve">,</w:t>
-      </w:r>
-      <w:r>
-        <w:t xml:space="preserve"> </w:t>
-      </w:r>
-      <w:r>
-        <w:rPr>
-          <w:rStyle w:val="VerbatimChar"/>
-        </w:rPr>
-        <w:t xml:space="preserve">Customers.json</w:t>
-      </w:r>
-      <w:r>
-        <w:t xml:space="preserve">, etc.)</w:t>
-      </w:r>
-    </w:p>
-    <w:bookmarkEnd w:id="22"/>
-    <w:bookmarkStart w:id="23" w:name="inactive-entity-export"/>
-    <w:p>
-      <w:pPr>
-        <w:pStyle w:val="Heading3"/>
-      </w:pPr>
-      <w:r>
-        <w:t xml:space="preserve">1.2 Inactive Entity Export</w:t>
-      </w:r>
-    </w:p>
-    <w:p>
-      <w:pPr>
-        <w:numPr>
-          <w:ilvl w:val="0"/>
-          <w:numId w:val="1005"/>
-        </w:numPr>
-        <w:pStyle w:val="Compact"/>
-      </w:pPr>
-      <w:r>
-        <w:t xml:space="preserve">☐ Check console output for</w:t>
-      </w:r>
-      <w:r>
-        <w:t xml:space="preserve"> </w:t>
-      </w:r>
-      <w:r>
-        <w:t xml:space="preserve">“</w:t>
-      </w:r>
-      <w:r>
-        <w:t xml:space="preserve">Including inactive records</w:t>
-      </w:r>
-      <w:r>
-        <w:t xml:space="preserve">”</w:t>
-      </w:r>
-      <w:r>
-        <w:t xml:space="preserve"> </w:t>
-      </w:r>
-      <w:r>
-        <w:t xml:space="preserve">message</w:t>
-      </w:r>
-    </w:p>
-    <w:p>
-      <w:pPr>
-        <w:numPr>
-          <w:ilvl w:val="0"/>
-          <w:numId w:val="1005"/>
-        </w:numPr>
-        <w:pStyle w:val="Compact"/>
-      </w:pPr>
-      <w:r>
-        <w:t xml:space="preserve">☐ Open any exported JSON file (e.g.,</w:t>
-      </w:r>
-      <w:r>
-        <w:t xml:space="preserve"> </w:t>
-      </w:r>
-      <w:r>
-        <w:rPr>
-          <w:rStyle w:val="VerbatimChar"/>
-        </w:rPr>
-        <w:t xml:space="preserve">Customers.json</w:t>
-      </w:r>
-      <w:r>
-        <w:t xml:space="preserve">)</w:t>
-      </w:r>
-    </w:p>
-    <w:p>
-      <w:pPr>
-        <w:numPr>
-          <w:ilvl w:val="0"/>
-          <w:numId w:val="1005"/>
-        </w:numPr>
-        <w:pStyle w:val="Compact"/>
-      </w:pPr>
-      <w:r>
-        <w:t xml:space="preserve">☐ Verify entities with</w:t>
-      </w:r>
-      <w:r>
-        <w:t xml:space="preserve"> </w:t>
-      </w:r>
-      <w:r>
-        <w:rPr>
-          <w:rStyle w:val="VerbatimChar"/>
-        </w:rPr>
-        <w:t xml:space="preserve">"IsActive": "false"</w:t>
-      </w:r>
-      <w:r>
-        <w:t xml:space="preserve"> </w:t>
-      </w:r>
-      <w:r>
-        <w:t xml:space="preserve">are present</w:t>
-      </w:r>
-    </w:p>
-    <w:p>
-      <w:pPr>
-        <w:numPr>
-          <w:ilvl w:val="0"/>
-          <w:numId w:val="1005"/>
-        </w:numPr>
-        <w:pStyle w:val="Compact"/>
-      </w:pPr>
-      <w:r>
-        <w:t xml:space="preserve">☐ Check export manifest for</w:t>
-      </w:r>
-      <w:r>
-        <w:t xml:space="preserve"> </w:t>
-      </w:r>
-      <w:r>
-        <w:rPr>
-          <w:rStyle w:val="VerbatimChar"/>
-        </w:rPr>
-        <w:t xml:space="preserve">TotalActiveRecords</w:t>
-      </w:r>
-      <w:r>
-        <w:t xml:space="preserve"> </w:t>
-      </w:r>
-      <w:r>
-        <w:t xml:space="preserve">and</w:t>
-      </w:r>
-      <w:r>
-        <w:t xml:space="preserve"> </w:t>
-      </w:r>
-      <w:r>
-        <w:rPr>
-          <w:rStyle w:val="VerbatimChar"/>
-        </w:rPr>
-        <w:t xml:space="preserve">TotalInactiveRecords</w:t>
-      </w:r>
-      <w:r>
-        <w:t xml:space="preserve"> </w:t>
-      </w:r>
-      <w:r>
-        <w:t xml:space="preserve">counts</w:t>
-      </w:r>
-    </w:p>
-    <w:p>
-      <w:pPr>
-        <w:numPr>
-          <w:ilvl w:val="0"/>
-          <w:numId w:val="1005"/>
+        <w:t xml:space="preserve">C:\QB-TimeWarp\Working\</w:t>
+      </w:r>
+      <w:r>
+        <w:t xml:space="preserve"> </w:t>
+      </w:r>
+      <w:r>
+        <w:t xml:space="preserve">(automatic on first run)</w:t>
+      </w:r>
+    </w:p>
+    <w:p>
+      <w:pPr>
+        <w:numPr>
+          <w:ilvl w:val="0"/>
+          <w:numId w:val="1007"/>
         </w:numPr>
         <w:pStyle w:val="Compact"/>
       </w:pPr>
@@ -695,56 +836,25 @@
           <w:bCs/>
           <w:b/>
         </w:rPr>
-        <w:t xml:space="preserve">Expected</w:t>
-      </w:r>
-      <w:r>
-        <w:t xml:space="preserve">: Both active and inactive records are exported; inactive count &gt; 0</w:t>
-      </w:r>
-    </w:p>
-    <w:bookmarkEnd w:id="23"/>
-    <w:bookmarkStart w:id="24" w:name="export-completeness"/>
-    <w:p>
-      <w:pPr>
-        <w:pStyle w:val="Heading3"/>
-      </w:pPr>
-      <w:r>
-        <w:t xml:space="preserve">1.3 Export Completeness</w:t>
-      </w:r>
-    </w:p>
-    <w:p>
-      <w:pPr>
-        <w:numPr>
-          <w:ilvl w:val="0"/>
-          <w:numId w:val="1006"/>
-        </w:numPr>
-        <w:pStyle w:val="Compact"/>
-      </w:pPr>
-      <w:r>
-        <w:t xml:space="preserve">☐ Verify all 26 entity types in config have corresponding export files</w:t>
-      </w:r>
-    </w:p>
-    <w:p>
-      <w:pPr>
-        <w:numPr>
-          <w:ilvl w:val="0"/>
-          <w:numId w:val="1006"/>
-        </w:numPr>
-        <w:pStyle w:val="Compact"/>
-      </w:pPr>
-      <w:r>
-        <w:t xml:space="preserve">☐ Verify entity counts are reasonable (cross-check with QB 2023 UI if possible)</w:t>
-      </w:r>
-    </w:p>
-    <w:p>
-      <w:pPr>
-        <w:numPr>
-          <w:ilvl w:val="0"/>
-          <w:numId w:val="1006"/>
-        </w:numPr>
-        <w:pStyle w:val="Compact"/>
-      </w:pPr>
-      <w:r>
-        <w:t xml:space="preserve">☐ Check for any error messages in</w:t>
+        <w:t xml:space="preserve">Both QuickBooks windows are VISIBLE on screen</w:t>
+      </w:r>
+      <w:r>
+        <w:t xml:space="preserve"> </w:t>
+      </w:r>
+      <w:r>
+        <w:t xml:space="preserve">(not minimized)</w:t>
+      </w:r>
+    </w:p>
+    <w:p>
+      <w:pPr>
+        <w:numPr>
+          <w:ilvl w:val="0"/>
+          <w:numId w:val="1007"/>
+        </w:numPr>
+        <w:pStyle w:val="Compact"/>
+      </w:pPr>
+      <w:r>
+        <w:t xml:space="preserve">☐ Application is built and deployed to</w:t>
       </w:r>
       <w:r>
         <w:t xml:space="preserve"> </w:t>
@@ -753,20 +863,14 @@
         <w:rPr>
           <w:rStyle w:val="VerbatimChar"/>
         </w:rPr>
-        <w:t xml:space="preserve">.\Logs\</w:t>
-      </w:r>
-      <w:r>
-        <w:t xml:space="preserve"> </w:t>
-      </w:r>
-      <w:r>
-        <w:t xml:space="preserve">directory</w:t>
-      </w:r>
-    </w:p>
-    <w:p>
-      <w:pPr>
-        <w:numPr>
-          <w:ilvl w:val="0"/>
-          <w:numId w:val="1006"/>
+        <w:t xml:space="preserve">C:\QB-TimeWarp</w:t>
+      </w:r>
+    </w:p>
+    <w:p>
+      <w:pPr>
+        <w:numPr>
+          <w:ilvl w:val="0"/>
+          <w:numId w:val="1007"/>
         </w:numPr>
         <w:pStyle w:val="Compact"/>
       </w:pPr>
@@ -778,38 +882,15 @@
       </w:r>
       <w:r>
         <w:rPr>
-          <w:bCs/>
-          <w:b/>
-        </w:rPr>
-        <w:t xml:space="preserve">Expected</w:t>
-      </w:r>
-      <w:r>
-        <w:t xml:space="preserve">: No errors; all entity types exported successfully</w:t>
-      </w:r>
-    </w:p>
-    <w:bookmarkEnd w:id="24"/>
-    <w:bookmarkStart w:id="25" w:name="checkpoint-stop-and-check-with-user"/>
-    <w:p>
-      <w:pPr>
-        <w:pStyle w:val="Heading3"/>
-      </w:pPr>
-      <w:r>
-        <w:t xml:space="preserve">🛑 CHECKPOINT: STOP and check with user</w:t>
-      </w:r>
-    </w:p>
-    <w:p>
-      <w:pPr>
-        <w:pStyle w:val="BlockText"/>
-      </w:pPr>
-      <w:r>
-        <w:rPr>
-          <w:bCs/>
-          <w:b/>
-        </w:rPr>
-        <w:t xml:space="preserve">Before proceeding to Stage 2</w:t>
-      </w:r>
-      <w:r>
-        <w:t xml:space="preserve">: Share export summary with user. Confirm entity counts look reasonable. Ask if any popups appeared that need attention.</w:t>
+          <w:rStyle w:val="VerbatimChar"/>
+        </w:rPr>
+        <w:t xml:space="preserve">appsettings.json</w:t>
+      </w:r>
+      <w:r>
+        <w:t xml:space="preserve"> </w:t>
+      </w:r>
+      <w:r>
+        <w:t xml:space="preserve">has correct paths (verify SourceFiles and TargetFiles Desktop folders)</w:t>
       </w:r>
     </w:p>
     <w:p>
@@ -819,43 +900,42 @@
         </w:pict>
       </w:r>
     </w:p>
-    <w:bookmarkEnd w:id="25"/>
     <w:bookmarkEnd w:id="26"/>
-    <w:bookmarkStart w:id="32" w:name="stage-2-transformation-testing"/>
+    <w:bookmarkStart w:id="31" w:name="stage-1-export-testing"/>
     <w:p>
       <w:pPr>
         <w:pStyle w:val="Heading2"/>
       </w:pPr>
       <w:r>
-        <w:t xml:space="preserve">Stage 2: Transformation Testing</w:t>
-      </w:r>
-    </w:p>
-    <w:bookmarkStart w:id="27" w:name="inactive-active-reactivation"/>
+        <w:t xml:space="preserve">Stage 1: Export Testing</w:t>
+      </w:r>
+    </w:p>
+    <w:bookmarkStart w:id="27" w:name="basic-export"/>
     <w:p>
       <w:pPr>
         <w:pStyle w:val="Heading3"/>
       </w:pPr>
       <w:r>
-        <w:t xml:space="preserve">2.1 Inactive → Active Reactivation</w:t>
-      </w:r>
-    </w:p>
-    <w:p>
-      <w:pPr>
-        <w:numPr>
-          <w:ilvl w:val="0"/>
-          <w:numId w:val="1007"/>
-        </w:numPr>
-        <w:pStyle w:val="Compact"/>
-      </w:pPr>
-      <w:r>
-        <w:t xml:space="preserve">☐ Check console output for transformation report</w:t>
-      </w:r>
-    </w:p>
-    <w:p>
-      <w:pPr>
-        <w:numPr>
-          <w:ilvl w:val="0"/>
-          <w:numId w:val="1007"/>
+        <w:t xml:space="preserve">1.1 Basic Export</w:t>
+      </w:r>
+    </w:p>
+    <w:p>
+      <w:pPr>
+        <w:numPr>
+          <w:ilvl w:val="0"/>
+          <w:numId w:val="1008"/>
+        </w:numPr>
+        <w:pStyle w:val="Compact"/>
+      </w:pPr>
+      <w:r>
+        <w:t xml:space="preserve">☐ Run QB-TimeWarp — observe Step 1 (Export) in console</w:t>
+      </w:r>
+    </w:p>
+    <w:p>
+      <w:pPr>
+        <w:numPr>
+          <w:ilvl w:val="0"/>
+          <w:numId w:val="1008"/>
         </w:numPr>
         <w:pStyle w:val="Compact"/>
       </w:pPr>
@@ -866,47 +946,44 @@
         <w:t xml:space="preserve"> </w:t>
       </w:r>
       <w:r>
-        <w:t xml:space="preserve">“</w:t>
-      </w:r>
-      <w:r>
-        <w:t xml:space="preserve">Reactivated Entities</w:t>
-      </w:r>
-      <w:r>
-        <w:t xml:space="preserve">”</w:t>
-      </w:r>
-      <w:r>
-        <w:t xml:space="preserve"> </w:t>
-      </w:r>
-      <w:r>
-        <w:t xml:space="preserve">count is displayed and &gt; 0</w:t>
-      </w:r>
-    </w:p>
-    <w:p>
-      <w:pPr>
-        <w:numPr>
-          <w:ilvl w:val="0"/>
-          <w:numId w:val="1007"/>
-        </w:numPr>
-        <w:pStyle w:val="Compact"/>
-      </w:pPr>
-      <w:r>
-        <w:t xml:space="preserve">☐ Spot-check transformed data: all entities should have</w:t>
-      </w:r>
-      <w:r>
-        <w:t xml:space="preserve"> </w:t>
-      </w:r>
-      <w:r>
         <w:rPr>
           <w:rStyle w:val="VerbatimChar"/>
         </w:rPr>
-        <w:t xml:space="preserve">"IsActive": "true"</w:t>
-      </w:r>
-    </w:p>
-    <w:p>
-      <w:pPr>
-        <w:numPr>
-          <w:ilvl w:val="0"/>
-          <w:numId w:val="1007"/>
+        <w:t xml:space="preserve">.\ExportedData\</w:t>
+      </w:r>
+      <w:r>
+        <w:t xml:space="preserve"> </w:t>
+      </w:r>
+      <w:r>
+        <w:t xml:space="preserve">directory is created</w:t>
+      </w:r>
+    </w:p>
+    <w:p>
+      <w:pPr>
+        <w:numPr>
+          <w:ilvl w:val="0"/>
+          <w:numId w:val="1008"/>
+        </w:numPr>
+        <w:pStyle w:val="Compact"/>
+      </w:pPr>
+      <w:r>
+        <w:t xml:space="preserve">☐ Verify JSON files are created for each entity type listed in</w:t>
+      </w:r>
+      <w:r>
+        <w:t xml:space="preserve"> </w:t>
+      </w:r>
+      <w:r>
+        <w:rPr>
+          <w:rStyle w:val="VerbatimChar"/>
+        </w:rPr>
+        <w:t xml:space="preserve">appsettings.json</w:t>
+      </w:r>
+    </w:p>
+    <w:p>
+      <w:pPr>
+        <w:numPr>
+          <w:ilvl w:val="0"/>
+          <w:numId w:val="1008"/>
         </w:numPr>
         <w:pStyle w:val="Compact"/>
       </w:pPr>
@@ -924,24 +1001,48 @@
         <w:t xml:space="preserve">Expected</w:t>
       </w:r>
       <w:r>
-        <w:t xml:space="preserve">: All previously inactive entities are now active</w:t>
+        <w:t xml:space="preserve">: One JSON file per entity type (e.g.,</w:t>
+      </w:r>
+      <w:r>
+        <w:t xml:space="preserve"> </w:t>
+      </w:r>
+      <w:r>
+        <w:rPr>
+          <w:rStyle w:val="VerbatimChar"/>
+        </w:rPr>
+        <w:t xml:space="preserve">Accounts.json</w:t>
+      </w:r>
+      <w:r>
+        <w:t xml:space="preserve">,</w:t>
+      </w:r>
+      <w:r>
+        <w:t xml:space="preserve"> </w:t>
+      </w:r>
+      <w:r>
+        <w:rPr>
+          <w:rStyle w:val="VerbatimChar"/>
+        </w:rPr>
+        <w:t xml:space="preserve">Customers.json</w:t>
+      </w:r>
+      <w:r>
+        <w:t xml:space="preserve">, etc.)</w:t>
       </w:r>
     </w:p>
     <w:bookmarkEnd w:id="27"/>
-    <w:bookmarkStart w:id="28" w:name="class-tracking"/>
+    <w:bookmarkStart w:id="28" w:name="inactive-entity-export"/>
     <w:p>
       <w:pPr>
         <w:pStyle w:val="Heading3"/>
       </w:pPr>
       <w:r>
-        <w:t xml:space="preserve">2.2 Class Tracking</w:t>
-      </w:r>
-    </w:p>
-    <w:p>
-      <w:pPr>
-        <w:numPr>
-          <w:ilvl w:val="0"/>
-          <w:numId w:val="1008"/>
+        <w:t xml:space="preserve">1.2 Inactive Entity Export</w:t>
+      </w:r>
+    </w:p>
+    <w:p>
+      <w:pPr>
+        <w:numPr>
+          <w:ilvl w:val="0"/>
+          <w:numId w:val="1009"/>
         </w:numPr>
         <w:pStyle w:val="Compact"/>
       </w:pPr>
@@ -955,29 +1056,116 @@
         <w:t xml:space="preserve">“</w:t>
       </w:r>
       <w:r>
-        <w:t xml:space="preserve">Discovered X unique classes</w:t>
+        <w:t xml:space="preserve">Including inactive records</w:t>
       </w:r>
       <w:r>
         <w:t xml:space="preserve">”</w:t>
       </w:r>
-    </w:p>
-    <w:p>
-      <w:pPr>
-        <w:numPr>
-          <w:ilvl w:val="0"/>
-          <w:numId w:val="1008"/>
-        </w:numPr>
-        <w:pStyle w:val="Compact"/>
-      </w:pPr>
-      <w:r>
-        <w:t xml:space="preserve">☐ Verify the class list is complete (compare with QB 2023 class list)</w:t>
-      </w:r>
-    </w:p>
-    <w:p>
-      <w:pPr>
-        <w:numPr>
-          <w:ilvl w:val="0"/>
-          <w:numId w:val="1008"/>
+      <w:r>
+        <w:t xml:space="preserve"> </w:t>
+      </w:r>
+      <w:r>
+        <w:t xml:space="preserve">message</w:t>
+      </w:r>
+    </w:p>
+    <w:p>
+      <w:pPr>
+        <w:numPr>
+          <w:ilvl w:val="0"/>
+          <w:numId w:val="1009"/>
+        </w:numPr>
+        <w:pStyle w:val="Compact"/>
+      </w:pPr>
+      <w:r>
+        <w:t xml:space="preserve">☐ Open any exported JSON file (e.g.,</w:t>
+      </w:r>
+      <w:r>
+        <w:t xml:space="preserve"> </w:t>
+      </w:r>
+      <w:r>
+        <w:rPr>
+          <w:rStyle w:val="VerbatimChar"/>
+        </w:rPr>
+        <w:t xml:space="preserve">Customers.json</w:t>
+      </w:r>
+      <w:r>
+        <w:t xml:space="preserve">)</w:t>
+      </w:r>
+    </w:p>
+    <w:p>
+      <w:pPr>
+        <w:numPr>
+          <w:ilvl w:val="0"/>
+          <w:numId w:val="1009"/>
+        </w:numPr>
+        <w:pStyle w:val="Compact"/>
+      </w:pPr>
+      <w:r>
+        <w:t xml:space="preserve">☐ Verify entities with</w:t>
+      </w:r>
+      <w:r>
+        <w:t xml:space="preserve"> </w:t>
+      </w:r>
+      <w:r>
+        <w:rPr>
+          <w:rStyle w:val="VerbatimChar"/>
+        </w:rPr>
+        <w:t xml:space="preserve">"IsActive": "false"</w:t>
+      </w:r>
+      <w:r>
+        <w:t xml:space="preserve"> </w:t>
+      </w:r>
+      <w:r>
+        <w:t xml:space="preserve">are present</w:t>
+      </w:r>
+    </w:p>
+    <w:p>
+      <w:pPr>
+        <w:numPr>
+          <w:ilvl w:val="0"/>
+          <w:numId w:val="1009"/>
+        </w:numPr>
+        <w:pStyle w:val="Compact"/>
+      </w:pPr>
+      <w:r>
+        <w:t xml:space="preserve">☐ Check export manifest for</w:t>
+      </w:r>
+      <w:r>
+        <w:t xml:space="preserve"> </w:t>
+      </w:r>
+      <w:r>
+        <w:rPr>
+          <w:rStyle w:val="VerbatimChar"/>
+        </w:rPr>
+        <w:t xml:space="preserve">TotalActiveRecords</w:t>
+      </w:r>
+      <w:r>
+        <w:t xml:space="preserve"> </w:t>
+      </w:r>
+      <w:r>
+        <w:t xml:space="preserve">and</w:t>
+      </w:r>
+      <w:r>
+        <w:t xml:space="preserve"> </w:t>
+      </w:r>
+      <w:r>
+        <w:rPr>
+          <w:rStyle w:val="VerbatimChar"/>
+        </w:rPr>
+        <w:t xml:space="preserve">TotalInactiveRecords</w:t>
+      </w:r>
+      <w:r>
+        <w:t xml:space="preserve"> </w:t>
+      </w:r>
+      <w:r>
+        <w:t xml:space="preserve">counts</w:t>
+      </w:r>
+    </w:p>
+    <w:p>
+      <w:pPr>
+        <w:numPr>
+          <w:ilvl w:val="0"/>
+          <w:numId w:val="1009"/>
         </w:numPr>
         <w:pStyle w:val="Compact"/>
       </w:pPr>
@@ -995,41 +1183,53 @@
         <w:t xml:space="preserve">Expected</w:t>
       </w:r>
       <w:r>
-        <w:t xml:space="preserve">: All classes used in transactions are discovered</w:t>
+        <w:t xml:space="preserve">: Both active and inactive records are exported; inactive count &gt; 0</w:t>
       </w:r>
     </w:p>
     <w:bookmarkEnd w:id="28"/>
-    <w:bookmarkStart w:id="29" w:name="format-preservation"/>
+    <w:bookmarkStart w:id="29" w:name="export-completeness"/>
     <w:p>
       <w:pPr>
         <w:pStyle w:val="Heading3"/>
       </w:pPr>
       <w:r>
-        <w:t xml:space="preserve">2.3 Format Preservation</w:t>
-      </w:r>
-    </w:p>
-    <w:p>
-      <w:pPr>
-        <w:numPr>
-          <w:ilvl w:val="0"/>
-          <w:numId w:val="1009"/>
-        </w:numPr>
-        <w:pStyle w:val="Compact"/>
-      </w:pPr>
-      <w:r>
-        <w:t xml:space="preserve">☐ Check transformation report for format preservation statistics</w:t>
-      </w:r>
-    </w:p>
-    <w:p>
-      <w:pPr>
-        <w:numPr>
-          <w:ilvl w:val="0"/>
-          <w:numId w:val="1009"/>
-        </w:numPr>
-        <w:pStyle w:val="Compact"/>
-      </w:pPr>
-      <w:r>
-        <w:t xml:space="preserve">☐ Verify date fields are in</w:t>
+        <w:t xml:space="preserve">1.3 Export Completeness</w:t>
+      </w:r>
+    </w:p>
+    <w:p>
+      <w:pPr>
+        <w:numPr>
+          <w:ilvl w:val="0"/>
+          <w:numId w:val="1010"/>
+        </w:numPr>
+        <w:pStyle w:val="Compact"/>
+      </w:pPr>
+      <w:r>
+        <w:t xml:space="preserve">☐ Verify all 26 entity types in config have corresponding export files</w:t>
+      </w:r>
+    </w:p>
+    <w:p>
+      <w:pPr>
+        <w:numPr>
+          <w:ilvl w:val="0"/>
+          <w:numId w:val="1010"/>
+        </w:numPr>
+        <w:pStyle w:val="Compact"/>
+      </w:pPr>
+      <w:r>
+        <w:t xml:space="preserve">☐ Verify entity counts are reasonable (cross-check with QB 2023 UI if possible)</w:t>
+      </w:r>
+    </w:p>
+    <w:p>
+      <w:pPr>
+        <w:numPr>
+          <w:ilvl w:val="0"/>
+          <w:numId w:val="1010"/>
+        </w:numPr>
+        <w:pStyle w:val="Compact"/>
+      </w:pPr>
+      <w:r>
+        <w:t xml:space="preserve">☐ Check for any error messages in</w:t>
       </w:r>
       <w:r>
         <w:t xml:space="preserve"> </w:t>
@@ -1038,71 +1238,20 @@
         <w:rPr>
           <w:rStyle w:val="VerbatimChar"/>
         </w:rPr>
-        <w:t xml:space="preserve">yyyy-MM-dd</w:t>
-      </w:r>
-      <w:r>
-        <w:t xml:space="preserve"> </w:t>
-      </w:r>
-      <w:r>
-        <w:t xml:space="preserve">or</w:t>
-      </w:r>
-      <w:r>
-        <w:t xml:space="preserve"> </w:t>
-      </w:r>
-      <w:r>
-        <w:rPr>
-          <w:rStyle w:val="VerbatimChar"/>
-        </w:rPr>
-        <w:t xml:space="preserve">yyyy-MM-ddTHH:mm:ss</w:t>
-      </w:r>
-      <w:r>
-        <w:t xml:space="preserve"> </w:t>
-      </w:r>
-      <w:r>
-        <w:t xml:space="preserve">format</w:t>
-      </w:r>
-    </w:p>
-    <w:p>
-      <w:pPr>
-        <w:numPr>
-          <w:ilvl w:val="0"/>
-          <w:numId w:val="1009"/>
-        </w:numPr>
-        <w:pStyle w:val="Compact"/>
-      </w:pPr>
-      <w:r>
-        <w:t xml:space="preserve">☐ Verify currency fields have 2 decimal places</w:t>
-      </w:r>
-    </w:p>
-    <w:p>
-      <w:pPr>
-        <w:numPr>
-          <w:ilvl w:val="0"/>
-          <w:numId w:val="1009"/>
-        </w:numPr>
-        <w:pStyle w:val="Compact"/>
-      </w:pPr>
-      <w:r>
-        <w:t xml:space="preserve">☐ Verify phone numbers are ≤ 21 characters</w:t>
-      </w:r>
-    </w:p>
-    <w:p>
-      <w:pPr>
-        <w:numPr>
-          <w:ilvl w:val="0"/>
-          <w:numId w:val="1009"/>
-        </w:numPr>
-        <w:pStyle w:val="Compact"/>
-      </w:pPr>
-      <w:r>
-        <w:t xml:space="preserve">☐ Verify postal codes are ≤ 13 characters with leading zeros preserved</w:t>
-      </w:r>
-    </w:p>
-    <w:p>
-      <w:pPr>
-        <w:numPr>
-          <w:ilvl w:val="0"/>
-          <w:numId w:val="1009"/>
+        <w:t xml:space="preserve">.\Logs\</w:t>
+      </w:r>
+      <w:r>
+        <w:t xml:space="preserve"> </w:t>
+      </w:r>
+      <w:r>
+        <w:t xml:space="preserve">directory</w:t>
+      </w:r>
+    </w:p>
+    <w:p>
+      <w:pPr>
+        <w:numPr>
+          <w:ilvl w:val="0"/>
+          <w:numId w:val="1010"/>
         </w:numPr>
         <w:pStyle w:val="Compact"/>
       </w:pPr>
@@ -1120,127 +1269,32 @@
         <w:t xml:space="preserve">Expected</w:t>
       </w:r>
       <w:r>
-        <w:t xml:space="preserve">: All format stats show</w:t>
-      </w:r>
-      <w:r>
-        <w:t xml:space="preserve"> </w:t>
-      </w:r>
-      <w:r>
-        <w:t xml:space="preserve">“</w:t>
-      </w:r>
-      <w:r>
-        <w:t xml:space="preserve">preserved</w:t>
-      </w:r>
-      <w:r>
-        <w:t xml:space="preserve">”</w:t>
-      </w:r>
-      <w:r>
-        <w:t xml:space="preserve"> </w:t>
-      </w:r>
-      <w:r>
-        <w:t xml:space="preserve">counts matching</w:t>
-      </w:r>
-      <w:r>
-        <w:t xml:space="preserve"> </w:t>
-      </w:r>
-      <w:r>
-        <w:t xml:space="preserve">“</w:t>
-      </w:r>
-      <w:r>
-        <w:t xml:space="preserve">processed</w:t>
-      </w:r>
-      <w:r>
-        <w:t xml:space="preserve">”</w:t>
-      </w:r>
-      <w:r>
-        <w:t xml:space="preserve"> </w:t>
-      </w:r>
-      <w:r>
-        <w:t xml:space="preserve">counts</w:t>
+        <w:t xml:space="preserve">: No errors; all entity types exported successfully</w:t>
       </w:r>
     </w:p>
     <w:bookmarkEnd w:id="29"/>
-    <w:bookmarkStart w:id="30" w:name="field-mapping"/>
+    <w:bookmarkStart w:id="30" w:name="checkpoint-stop-and-check-with-user"/>
     <w:p>
       <w:pPr>
         <w:pStyle w:val="Heading3"/>
       </w:pPr>
       <w:r>
-        <w:t xml:space="preserve">2.4 Field Mapping</w:t>
-      </w:r>
-    </w:p>
-    <w:p>
-      <w:pPr>
-        <w:numPr>
-          <w:ilvl w:val="0"/>
-          <w:numId w:val="1010"/>
-        </w:numPr>
-        <w:pStyle w:val="Compact"/>
-      </w:pPr>
-      <w:r>
-        <w:t xml:space="preserve">☐ Check for any truncation warnings in the log</w:t>
-      </w:r>
-    </w:p>
-    <w:p>
-      <w:pPr>
-        <w:numPr>
-          <w:ilvl w:val="0"/>
-          <w:numId w:val="1010"/>
-        </w:numPr>
-        <w:pStyle w:val="Compact"/>
-      </w:pPr>
-      <w:r>
-        <w:t xml:space="preserve">☐ Verify no data was silently dropped</w:t>
-      </w:r>
-    </w:p>
-    <w:p>
-      <w:pPr>
-        <w:numPr>
-          <w:ilvl w:val="0"/>
-          <w:numId w:val="1010"/>
-        </w:numPr>
-        <w:pStyle w:val="Compact"/>
-      </w:pPr>
-      <w:r>
-        <w:t xml:space="preserve">☐</w:t>
-      </w:r>
-      <w:r>
-        <w:t xml:space="preserve"> </w:t>
-      </w:r>
+        <w:t xml:space="preserve">🛑 CHECKPOINT: STOP and check with user</w:t>
+      </w:r>
+    </w:p>
+    <w:p>
+      <w:pPr>
+        <w:pStyle w:val="BlockText"/>
+      </w:pPr>
       <w:r>
         <w:rPr>
           <w:bCs/>
           <w:b/>
         </w:rPr>
-        <w:t xml:space="preserve">Expected</w:t>
-      </w:r>
-      <w:r>
-        <w:t xml:space="preserve">: Truncations are logged; no data loss without logging</w:t>
-      </w:r>
-    </w:p>
-    <w:bookmarkEnd w:id="30"/>
-    <w:bookmarkStart w:id="31" w:name="checkpoint-stop-and-check-with-user-1"/>
-    <w:p>
-      <w:pPr>
-        <w:pStyle w:val="Heading3"/>
-      </w:pPr>
-      <w:r>
-        <w:t xml:space="preserve">🛑 CHECKPOINT: STOP and check with user</w:t>
-      </w:r>
-    </w:p>
-    <w:p>
-      <w:pPr>
-        <w:pStyle w:val="BlockText"/>
-      </w:pPr>
-      <w:r>
-        <w:rPr>
-          <w:bCs/>
-          <w:b/>
-        </w:rPr>
-        <w:t xml:space="preserve">Before proceeding to Stage 3 (Import)</w:t>
-      </w:r>
-      <w:r>
-        <w:t xml:space="preserve">: This is the most critical step — data will be written to QB 2021. Share transformation report with user. Confirm all transformations look correct. Get explicit go-ahead before importing.</w:t>
+        <w:t xml:space="preserve">Before proceeding to Stage 2</w:t>
+      </w:r>
+      <w:r>
+        <w:t xml:space="preserve">: Share export summary with user. Confirm entity counts look reasonable. Ask if any popups appeared that need attention.</w:t>
       </w:r>
     </w:p>
     <w:p>
@@ -1250,24 +1304,24 @@
         </w:pict>
       </w:r>
     </w:p>
+    <w:bookmarkEnd w:id="30"/>
     <w:bookmarkEnd w:id="31"/>
-    <w:bookmarkEnd w:id="32"/>
-    <w:bookmarkStart w:id="38" w:name="stage-3-import-testing"/>
+    <w:bookmarkStart w:id="37" w:name="stage-2-transformation-testing"/>
     <w:p>
       <w:pPr>
         <w:pStyle w:val="Heading2"/>
       </w:pPr>
       <w:r>
-        <w:t xml:space="preserve">Stage 3: Import Testing</w:t>
-      </w:r>
-    </w:p>
-    <w:bookmarkStart w:id="33" w:name="accounting-model-match"/>
+        <w:t xml:space="preserve">Stage 2: Transformation Testing</w:t>
+      </w:r>
+    </w:p>
+    <w:bookmarkStart w:id="32" w:name="inactive-active-reactivation"/>
     <w:p>
       <w:pPr>
         <w:pStyle w:val="Heading3"/>
       </w:pPr>
       <w:r>
-        <w:t xml:space="preserve">3.1 Accounting Model Match</w:t>
+        <w:t xml:space="preserve">2.1 Inactive → Active Reactivation</w:t>
       </w:r>
     </w:p>
     <w:p>
@@ -1279,7 +1333,19 @@
         <w:pStyle w:val="Compact"/>
       </w:pPr>
       <w:r>
-        <w:t xml:space="preserve">☐ Check console for</w:t>
+        <w:t xml:space="preserve">☐ Check console output for transformation report</w:t>
+      </w:r>
+    </w:p>
+    <w:p>
+      <w:pPr>
+        <w:numPr>
+          <w:ilvl w:val="0"/>
+          <w:numId w:val="1011"/>
+        </w:numPr>
+        <w:pStyle w:val="Compact"/>
+      </w:pPr>
+      <w:r>
+        <w:t xml:space="preserve">☐ Verify</w:t>
       </w:r>
       <w:r>
         <w:t xml:space="preserve"> </w:t>
@@ -1288,7 +1354,7 @@
         <w:t xml:space="preserve">“</w:t>
       </w:r>
       <w:r>
-        <w:t xml:space="preserve">Accounting Method: [Cash/Accrual]</w:t>
+        <w:t xml:space="preserve">Reactivated Entities</w:t>
       </w:r>
       <w:r>
         <w:t xml:space="preserve">”</w:t>
@@ -1297,7 +1363,7 @@
         <w:t xml:space="preserve"> </w:t>
       </w:r>
       <w:r>
-        <w:t xml:space="preserve">from source</w:t>
+        <w:t xml:space="preserve">count is displayed and &gt; 0</w:t>
       </w:r>
     </w:p>
     <w:p>
@@ -1309,7 +1375,16 @@
         <w:pStyle w:val="Compact"/>
       </w:pPr>
       <w:r>
-        <w:t xml:space="preserve">☐ Verify target QB 2021 accounting method matches source</w:t>
+        <w:t xml:space="preserve">☐ Spot-check transformed data: all entities should have</w:t>
+      </w:r>
+      <w:r>
+        <w:t xml:space="preserve"> </w:t>
+      </w:r>
+      <w:r>
+        <w:rPr>
+          <w:rStyle w:val="VerbatimChar"/>
+        </w:rPr>
+        <w:t xml:space="preserve">"IsActive": "true"</w:t>
       </w:r>
     </w:p>
     <w:p>
@@ -1334,17 +1409,17 @@
         <w:t xml:space="preserve">Expected</w:t>
       </w:r>
       <w:r>
-        <w:t xml:space="preserve">: Both should show same method (Cash or Accrual)</w:t>
-      </w:r>
-    </w:p>
-    <w:bookmarkEnd w:id="33"/>
-    <w:bookmarkStart w:id="34" w:name="class-creation"/>
+        <w:t xml:space="preserve">: All previously inactive entities are now active</w:t>
+      </w:r>
+    </w:p>
+    <w:bookmarkEnd w:id="32"/>
+    <w:bookmarkStart w:id="33" w:name="class-tracking"/>
     <w:p>
       <w:pPr>
         <w:pStyle w:val="Heading3"/>
       </w:pPr>
       <w:r>
-        <w:t xml:space="preserve">3.2 Class Creation</w:t>
+        <w:t xml:space="preserve">2.2 Class Tracking</w:t>
       </w:r>
     </w:p>
     <w:p>
@@ -1356,7 +1431,7 @@
         <w:pStyle w:val="Compact"/>
       </w:pPr>
       <w:r>
-        <w:t xml:space="preserve">☐ Check console for</w:t>
+        <w:t xml:space="preserve">☐ Check console output for</w:t>
       </w:r>
       <w:r>
         <w:t xml:space="preserve"> </w:t>
@@ -1365,7 +1440,7 @@
         <w:t xml:space="preserve">“</w:t>
       </w:r>
       <w:r>
-        <w:t xml:space="preserve">Created X classes in QB 2021</w:t>
+        <w:t xml:space="preserve">Discovered X unique classes</w:t>
       </w:r>
       <w:r>
         <w:t xml:space="preserve">”</w:t>
@@ -1380,19 +1455,7 @@
         <w:pStyle w:val="Compact"/>
       </w:pPr>
       <w:r>
-        <w:t xml:space="preserve">☐ Open QB 2021 → Lists → Class List</w:t>
-      </w:r>
-    </w:p>
-    <w:p>
-      <w:pPr>
-        <w:numPr>
-          <w:ilvl w:val="0"/>
-          <w:numId w:val="1012"/>
-        </w:numPr>
-        <w:pStyle w:val="Compact"/>
-      </w:pPr>
-      <w:r>
-        <w:t xml:space="preserve">☐ Verify all source classes exist (including hierarchical parent:child)</w:t>
+        <w:t xml:space="preserve">☐ Verify the class list is complete (compare with QB 2023 class list)</w:t>
       </w:r>
     </w:p>
     <w:p>
@@ -1417,17 +1480,17 @@
         <w:t xml:space="preserve">Expected</w:t>
       </w:r>
       <w:r>
-        <w:t xml:space="preserve">: All required classes present in QB 2021</w:t>
-      </w:r>
-    </w:p>
-    <w:bookmarkEnd w:id="34"/>
-    <w:bookmarkStart w:id="35" w:name="entity-import"/>
+        <w:t xml:space="preserve">: All classes used in transactions are discovered</w:t>
+      </w:r>
+    </w:p>
+    <w:bookmarkEnd w:id="33"/>
+    <w:bookmarkStart w:id="34" w:name="format-preservation"/>
     <w:p>
       <w:pPr>
         <w:pStyle w:val="Heading3"/>
       </w:pPr>
       <w:r>
-        <w:t xml:space="preserve">3.3 Entity Import</w:t>
+        <w:t xml:space="preserve">2.3 Format Preservation</w:t>
       </w:r>
     </w:p>
     <w:p>
@@ -1439,7 +1502,7 @@
         <w:pStyle w:val="Compact"/>
       </w:pPr>
       <w:r>
-        <w:t xml:space="preserve">☐ Watch console for import progress per entity type</w:t>
+        <w:t xml:space="preserve">☐ Check transformation report for format preservation statistics</w:t>
       </w:r>
     </w:p>
     <w:p>
@@ -1451,19 +1514,16 @@
         <w:pStyle w:val="Compact"/>
       </w:pPr>
       <w:r>
-        <w:t xml:space="preserve">☐ Check for any</w:t>
-      </w:r>
-      <w:r>
-        <w:t xml:space="preserve"> </w:t>
-      </w:r>
-      <w:r>
-        <w:t xml:space="preserve">“</w:t>
-      </w:r>
-      <w:r>
-        <w:t xml:space="preserve">Error</w:t>
-      </w:r>
-      <w:r>
-        <w:t xml:space="preserve">”</w:t>
+        <w:t xml:space="preserve">☐ Verify date fields are in</w:t>
+      </w:r>
+      <w:r>
+        <w:t xml:space="preserve"> </w:t>
+      </w:r>
+      <w:r>
+        <w:rPr>
+          <w:rStyle w:val="VerbatimChar"/>
+        </w:rPr>
+        <w:t xml:space="preserve">yyyy-MM-dd</w:t>
       </w:r>
       <w:r>
         <w:t xml:space="preserve"> </w:t>
@@ -1475,19 +1535,16 @@
         <w:t xml:space="preserve"> </w:t>
       </w:r>
       <w:r>
-        <w:t xml:space="preserve">“</w:t>
-      </w:r>
-      <w:r>
-        <w:t xml:space="preserve">Failed</w:t>
-      </w:r>
-      <w:r>
-        <w:t xml:space="preserve">”</w:t>
-      </w:r>
-      <w:r>
-        <w:t xml:space="preserve"> </w:t>
-      </w:r>
-      <w:r>
-        <w:t xml:space="preserve">messages</w:t>
+        <w:rPr>
+          <w:rStyle w:val="VerbatimChar"/>
+        </w:rPr>
+        <w:t xml:space="preserve">yyyy-MM-ddTHH:mm:ss</w:t>
+      </w:r>
+      <w:r>
+        <w:t xml:space="preserve"> </w:t>
+      </w:r>
+      <w:r>
+        <w:t xml:space="preserve">format</w:t>
       </w:r>
     </w:p>
     <w:p>
@@ -1499,7 +1556,31 @@
         <w:pStyle w:val="Compact"/>
       </w:pPr>
       <w:r>
-        <w:t xml:space="preserve">☐ Verify import order follows dependency sequence (Accounts first, Transactions last)</w:t>
+        <w:t xml:space="preserve">☐ Verify currency fields have 2 decimal places</w:t>
+      </w:r>
+    </w:p>
+    <w:p>
+      <w:pPr>
+        <w:numPr>
+          <w:ilvl w:val="0"/>
+          <w:numId w:val="1013"/>
+        </w:numPr>
+        <w:pStyle w:val="Compact"/>
+      </w:pPr>
+      <w:r>
+        <w:t xml:space="preserve">☐ Verify phone numbers are ≤ 21 characters</w:t>
+      </w:r>
+    </w:p>
+    <w:p>
+      <w:pPr>
+        <w:numPr>
+          <w:ilvl w:val="0"/>
+          <w:numId w:val="1013"/>
+        </w:numPr>
+        <w:pStyle w:val="Compact"/>
+      </w:pPr>
+      <w:r>
+        <w:t xml:space="preserve">☐ Verify postal codes are ≤ 13 characters with leading zeros preserved</w:t>
       </w:r>
     </w:p>
     <w:p>
@@ -1524,17 +1605,53 @@
         <w:t xml:space="preserve">Expected</w:t>
       </w:r>
       <w:r>
-        <w:t xml:space="preserve">: All entities import without errors</w:t>
-      </w:r>
-    </w:p>
-    <w:bookmarkEnd w:id="35"/>
-    <w:bookmarkStart w:id="36" w:name="import-error-handling"/>
+        <w:t xml:space="preserve">: All format stats show</w:t>
+      </w:r>
+      <w:r>
+        <w:t xml:space="preserve"> </w:t>
+      </w:r>
+      <w:r>
+        <w:t xml:space="preserve">“</w:t>
+      </w:r>
+      <w:r>
+        <w:t xml:space="preserve">preserved</w:t>
+      </w:r>
+      <w:r>
+        <w:t xml:space="preserve">”</w:t>
+      </w:r>
+      <w:r>
+        <w:t xml:space="preserve"> </w:t>
+      </w:r>
+      <w:r>
+        <w:t xml:space="preserve">counts matching</w:t>
+      </w:r>
+      <w:r>
+        <w:t xml:space="preserve"> </w:t>
+      </w:r>
+      <w:r>
+        <w:t xml:space="preserve">“</w:t>
+      </w:r>
+      <w:r>
+        <w:t xml:space="preserve">processed</w:t>
+      </w:r>
+      <w:r>
+        <w:t xml:space="preserve">”</w:t>
+      </w:r>
+      <w:r>
+        <w:t xml:space="preserve"> </w:t>
+      </w:r>
+      <w:r>
+        <w:t xml:space="preserve">counts</w:t>
+      </w:r>
+    </w:p>
+    <w:bookmarkEnd w:id="34"/>
+    <w:bookmarkStart w:id="35" w:name="field-mapping"/>
     <w:p>
       <w:pPr>
         <w:pStyle w:val="Heading3"/>
       </w:pPr>
       <w:r>
-        <w:t xml:space="preserve">3.4 Import Error Handling</w:t>
+        <w:t xml:space="preserve">2.4 Field Mapping</w:t>
       </w:r>
     </w:p>
     <w:p>
@@ -1546,19 +1663,7 @@
         <w:pStyle w:val="Compact"/>
       </w:pPr>
       <w:r>
-        <w:t xml:space="preserve">☐ If</w:t>
-      </w:r>
-      <w:r>
-        <w:t xml:space="preserve"> </w:t>
-      </w:r>
-      <w:r>
-        <w:rPr>
-          <w:rStyle w:val="VerbatimChar"/>
-        </w:rPr>
-        <w:t xml:space="preserve">SkipOnError: true</w:t>
-      </w:r>
-      <w:r>
-        <w:t xml:space="preserve">, check for skipped records in the log</w:t>
+        <w:t xml:space="preserve">☐ Check for any truncation warnings in the log</w:t>
       </w:r>
     </w:p>
     <w:p>
@@ -1570,7 +1675,7 @@
         <w:pStyle w:val="Compact"/>
       </w:pPr>
       <w:r>
-        <w:t xml:space="preserve">☐ Review any skipped records — are they expected failures?</w:t>
+        <w:t xml:space="preserve">☐ Verify no data was silently dropped</w:t>
       </w:r>
     </w:p>
     <w:p>
@@ -1595,11 +1700,11 @@
         <w:t xml:space="preserve">Expected</w:t>
       </w:r>
       <w:r>
-        <w:t xml:space="preserve">: Minimal skipped records; any skips are logged with reason</w:t>
-      </w:r>
-    </w:p>
-    <w:bookmarkEnd w:id="36"/>
-    <w:bookmarkStart w:id="37" w:name="checkpoint-stop-and-check-with-user-2"/>
+        <w:t xml:space="preserve">: Truncations are logged; no data loss without logging</w:t>
+      </w:r>
+    </w:p>
+    <w:bookmarkEnd w:id="35"/>
+    <w:bookmarkStart w:id="36" w:name="checkpoint-stop-and-check-with-user-1"/>
     <w:p>
       <w:pPr>
         <w:pStyle w:val="Heading3"/>
@@ -1617,10 +1722,10 @@
           <w:bCs/>
           <w:b/>
         </w:rPr>
-        <w:t xml:space="preserve">After import completes</w:t>
-      </w:r>
-      <w:r>
-        <w:t xml:space="preserve">: Share import results with user. Ask them to spot-check QB 2021 for imported data. Confirm everything looks good before running validation.</w:t>
+        <w:t xml:space="preserve">Before proceeding to Stage 3 (Import)</w:t>
+      </w:r>
+      <w:r>
+        <w:t xml:space="preserve">: This is the most critical step — data will be written to QB 2021. Share transformation report with user. Confirm all transformations look correct. Get explicit go-ahead before importing.</w:t>
       </w:r>
     </w:p>
     <w:p>
@@ -1630,24 +1735,24 @@
         </w:pict>
       </w:r>
     </w:p>
+    <w:bookmarkEnd w:id="36"/>
     <w:bookmarkEnd w:id="37"/>
-    <w:bookmarkEnd w:id="38"/>
-    <w:bookmarkStart w:id="44" w:name="stage-4-validation-testing"/>
+    <w:bookmarkStart w:id="43" w:name="stage-3-import-testing"/>
     <w:p>
       <w:pPr>
         <w:pStyle w:val="Heading2"/>
       </w:pPr>
       <w:r>
-        <w:t xml:space="preserve">Stage 4: Validation Testing</w:t>
-      </w:r>
-    </w:p>
-    <w:bookmarkStart w:id="39" w:name="entity-count-verification"/>
+        <w:t xml:space="preserve">Stage 3: Import Testing</w:t>
+      </w:r>
+    </w:p>
+    <w:bookmarkStart w:id="38" w:name="accounting-model-match"/>
     <w:p>
       <w:pPr>
         <w:pStyle w:val="Heading3"/>
       </w:pPr>
       <w:r>
-        <w:t xml:space="preserve">4.1 Entity Count Verification</w:t>
+        <w:t xml:space="preserve">3.1 Accounting Model Match</w:t>
       </w:r>
     </w:p>
     <w:p>
@@ -1659,7 +1764,25 @@
         <w:pStyle w:val="Compact"/>
       </w:pPr>
       <w:r>
-        <w:t xml:space="preserve">☐ Check validation report for entity count comparison</w:t>
+        <w:t xml:space="preserve">☐ Check console for</w:t>
+      </w:r>
+      <w:r>
+        <w:t xml:space="preserve"> </w:t>
+      </w:r>
+      <w:r>
+        <w:t xml:space="preserve">“</w:t>
+      </w:r>
+      <w:r>
+        <w:t xml:space="preserve">Accounting Method: [Cash/Accrual]</w:t>
+      </w:r>
+      <w:r>
+        <w:t xml:space="preserve">”</w:t>
+      </w:r>
+      <w:r>
+        <w:t xml:space="preserve"> </w:t>
+      </w:r>
+      <w:r>
+        <w:t xml:space="preserve">from source</w:t>
       </w:r>
     </w:p>
     <w:p>
@@ -1671,7 +1794,7 @@
         <w:pStyle w:val="Compact"/>
       </w:pPr>
       <w:r>
-        <w:t xml:space="preserve">☐ Source count should equal target count for each entity type</w:t>
+        <w:t xml:space="preserve">☐ Verify target QB 2021 accounting method matches source</w:t>
       </w:r>
     </w:p>
     <w:p>
@@ -1696,17 +1819,17 @@
         <w:t xml:space="preserve">Expected</w:t>
       </w:r>
       <w:r>
-        <w:t xml:space="preserve">: All entity counts match (or differences are explained)</w:t>
-      </w:r>
-    </w:p>
-    <w:bookmarkEnd w:id="39"/>
-    <w:bookmarkStart w:id="40" w:name="field-by-field-comparison"/>
+        <w:t xml:space="preserve">: Both should show same method (Cash or Accrual)</w:t>
+      </w:r>
+    </w:p>
+    <w:bookmarkEnd w:id="38"/>
+    <w:bookmarkStart w:id="39" w:name="class-creation"/>
     <w:p>
       <w:pPr>
         <w:pStyle w:val="Heading3"/>
       </w:pPr>
       <w:r>
-        <w:t xml:space="preserve">4.2 Field-by-Field Comparison</w:t>
+        <w:t xml:space="preserve">3.2 Class Creation</w:t>
       </w:r>
     </w:p>
     <w:p>
@@ -1718,7 +1841,19 @@
         <w:pStyle w:val="Compact"/>
       </w:pPr>
       <w:r>
-        <w:t xml:space="preserve">☐ Check validation report for field comparison results</w:t>
+        <w:t xml:space="preserve">☐ Check console for</w:t>
+      </w:r>
+      <w:r>
+        <w:t xml:space="preserve"> </w:t>
+      </w:r>
+      <w:r>
+        <w:t xml:space="preserve">“</w:t>
+      </w:r>
+      <w:r>
+        <w:t xml:space="preserve">Created X classes in QB 2021</w:t>
+      </w:r>
+      <w:r>
+        <w:t xml:space="preserve">”</w:t>
       </w:r>
     </w:p>
     <w:p>
@@ -1730,7 +1865,19 @@
         <w:pStyle w:val="Compact"/>
       </w:pPr>
       <w:r>
-        <w:t xml:space="preserve">☐ Investigate any mismatches</w:t>
+        <w:t xml:space="preserve">☐ Open QB 2021 → Lists → Class List</w:t>
+      </w:r>
+    </w:p>
+    <w:p>
+      <w:pPr>
+        <w:numPr>
+          <w:ilvl w:val="0"/>
+          <w:numId w:val="1016"/>
+        </w:numPr>
+        <w:pStyle w:val="Compact"/>
+      </w:pPr>
+      <w:r>
+        <w:t xml:space="preserve">☐ Verify all source classes exist (including hierarchical parent:child)</w:t>
       </w:r>
     </w:p>
     <w:p>
@@ -1755,17 +1902,17 @@
         <w:t xml:space="preserve">Expected</w:t>
       </w:r>
       <w:r>
-        <w:t xml:space="preserve">: All fields match (within tolerance for amounts)</w:t>
-      </w:r>
-    </w:p>
-    <w:bookmarkEnd w:id="40"/>
-    <w:bookmarkStart w:id="41" w:name="financial-reconciliation"/>
+        <w:t xml:space="preserve">: All required classes present in QB 2021</w:t>
+      </w:r>
+    </w:p>
+    <w:bookmarkEnd w:id="39"/>
+    <w:bookmarkStart w:id="40" w:name="entity-import"/>
     <w:p>
       <w:pPr>
         <w:pStyle w:val="Heading3"/>
       </w:pPr>
       <w:r>
-        <w:t xml:space="preserve">4.3 Financial Reconciliation</w:t>
+        <w:t xml:space="preserve">3.3 Entity Import</w:t>
       </w:r>
     </w:p>
     <w:p>
@@ -1777,7 +1924,7 @@
         <w:pStyle w:val="Compact"/>
       </w:pPr>
       <w:r>
-        <w:t xml:space="preserve">☐ Check total amounts for invoices, bills, payments</w:t>
+        <w:t xml:space="preserve">☐ Watch console for import progress per entity type</w:t>
       </w:r>
     </w:p>
     <w:p>
@@ -1789,7 +1936,55 @@
         <w:pStyle w:val="Compact"/>
       </w:pPr>
       <w:r>
-        <w:t xml:space="preserve">☐ Source totals should match target totals (within $0.01 tolerance)</w:t>
+        <w:t xml:space="preserve">☐ Check for any</w:t>
+      </w:r>
+      <w:r>
+        <w:t xml:space="preserve"> </w:t>
+      </w:r>
+      <w:r>
+        <w:t xml:space="preserve">“</w:t>
+      </w:r>
+      <w:r>
+        <w:t xml:space="preserve">Error</w:t>
+      </w:r>
+      <w:r>
+        <w:t xml:space="preserve">”</w:t>
+      </w:r>
+      <w:r>
+        <w:t xml:space="preserve"> </w:t>
+      </w:r>
+      <w:r>
+        <w:t xml:space="preserve">or</w:t>
+      </w:r>
+      <w:r>
+        <w:t xml:space="preserve"> </w:t>
+      </w:r>
+      <w:r>
+        <w:t xml:space="preserve">“</w:t>
+      </w:r>
+      <w:r>
+        <w:t xml:space="preserve">Failed</w:t>
+      </w:r>
+      <w:r>
+        <w:t xml:space="preserve">”</w:t>
+      </w:r>
+      <w:r>
+        <w:t xml:space="preserve"> </w:t>
+      </w:r>
+      <w:r>
+        <w:t xml:space="preserve">messages</w:t>
+      </w:r>
+    </w:p>
+    <w:p>
+      <w:pPr>
+        <w:numPr>
+          <w:ilvl w:val="0"/>
+          <w:numId w:val="1017"/>
+        </w:numPr>
+        <w:pStyle w:val="Compact"/>
+      </w:pPr>
+      <w:r>
+        <w:t xml:space="preserve">☐ Verify import order follows dependency sequence (Accounts first, Transactions last)</w:t>
       </w:r>
     </w:p>
     <w:p>
@@ -1814,17 +2009,17 @@
         <w:t xml:space="preserve">Expected</w:t>
       </w:r>
       <w:r>
-        <w:t xml:space="preserve">: Financial totals reconcile</w:t>
-      </w:r>
-    </w:p>
-    <w:bookmarkEnd w:id="41"/>
-    <w:bookmarkStart w:id="42" w:name="journal-balance-validation-critical"/>
+        <w:t xml:space="preserve">: All entities import without errors</w:t>
+      </w:r>
+    </w:p>
+    <w:bookmarkEnd w:id="40"/>
+    <w:bookmarkStart w:id="41" w:name="import-error-handling"/>
     <w:p>
       <w:pPr>
         <w:pStyle w:val="Heading3"/>
       </w:pPr>
       <w:r>
-        <w:t xml:space="preserve">4.4 Journal Balance Validation ⚠️ CRITICAL</w:t>
+        <w:t xml:space="preserve">3.4 Import Error Handling</w:t>
       </w:r>
     </w:p>
     <w:p>
@@ -1836,7 +2031,31 @@
         <w:pStyle w:val="Compact"/>
       </w:pPr>
       <w:r>
-        <w:t xml:space="preserve">☐ Check validation report for journal entry balance results</w:t>
+        <w:t xml:space="preserve">☐ If</w:t>
+      </w:r>
+      <w:r>
+        <w:t xml:space="preserve"> </w:t>
+      </w:r>
+      <w:r>
+        <w:rPr>
+          <w:rStyle w:val="VerbatimChar"/>
+        </w:rPr>
+        <w:t xml:space="preserve">SkipOnError: true</w:t>
+      </w:r>
+      <w:r>
+        <w:t xml:space="preserve">, check for skipped records in the log</w:t>
+      </w:r>
+    </w:p>
+    <w:p>
+      <w:pPr>
+        <w:numPr>
+          <w:ilvl w:val="0"/>
+          <w:numId w:val="1018"/>
+        </w:numPr>
+        <w:pStyle w:val="Compact"/>
+      </w:pPr>
+      <w:r>
+        <w:t xml:space="preserve">☐ Review any skipped records — are they expected failures?</w:t>
       </w:r>
     </w:p>
     <w:p>
@@ -1858,145 +2077,35 @@
           <w:bCs/>
           <w:b/>
         </w:rPr>
-        <w:t xml:space="preserve">Every</w:t>
-      </w:r>
-      <w:r>
-        <w:t xml:space="preserve"> </w:t>
-      </w:r>
-      <w:r>
-        <w:t xml:space="preserve">journal entry must have total debits = total credits</w:t>
-      </w:r>
-    </w:p>
-    <w:p>
-      <w:pPr>
-        <w:numPr>
-          <w:ilvl w:val="0"/>
-          <w:numId w:val="1018"/>
-        </w:numPr>
-        <w:pStyle w:val="Compact"/>
-      </w:pPr>
-      <w:r>
-        <w:t xml:space="preserve">☐ Any imbalanced journals are CRITICAL issues — investigate immediately</w:t>
-      </w:r>
-    </w:p>
-    <w:p>
-      <w:pPr>
-        <w:numPr>
-          <w:ilvl w:val="0"/>
-          <w:numId w:val="1018"/>
-        </w:numPr>
-        <w:pStyle w:val="Compact"/>
-      </w:pPr>
-      <w:r>
-        <w:t xml:space="preserve">☐</w:t>
-      </w:r>
-      <w:r>
-        <w:t xml:space="preserve"> </w:t>
-      </w:r>
+        <w:t xml:space="preserve">Expected</w:t>
+      </w:r>
+      <w:r>
+        <w:t xml:space="preserve">: Minimal skipped records; any skips are logged with reason</w:t>
+      </w:r>
+    </w:p>
+    <w:bookmarkEnd w:id="41"/>
+    <w:bookmarkStart w:id="42" w:name="checkpoint-stop-and-check-with-user-2"/>
+    <w:p>
+      <w:pPr>
+        <w:pStyle w:val="Heading3"/>
+      </w:pPr>
+      <w:r>
+        <w:t xml:space="preserve">🛑 CHECKPOINT: STOP and check with user</w:t>
+      </w:r>
+    </w:p>
+    <w:p>
+      <w:pPr>
+        <w:pStyle w:val="BlockText"/>
+      </w:pPr>
       <w:r>
         <w:rPr>
           <w:bCs/>
           <w:b/>
         </w:rPr>
-        <w:t xml:space="preserve">Expected</w:t>
-      </w:r>
-      <w:r>
-        <w:t xml:space="preserve">: ALL journals balanced; 0 imbalanced entries</w:t>
-      </w:r>
-    </w:p>
-    <w:bookmarkEnd w:id="42"/>
-    <w:bookmarkStart w:id="43" w:name="format-preservation-validation"/>
-    <w:p>
-      <w:pPr>
-        <w:pStyle w:val="Heading3"/>
-      </w:pPr>
-      <w:r>
-        <w:t xml:space="preserve">4.5 Format Preservation Validation</w:t>
-      </w:r>
-    </w:p>
-    <w:p>
-      <w:pPr>
-        <w:numPr>
-          <w:ilvl w:val="0"/>
-          <w:numId w:val="1019"/>
-        </w:numPr>
-        <w:pStyle w:val="Compact"/>
-      </w:pPr>
-      <w:r>
-        <w:t xml:space="preserve">☐ Check format validation section of the report</w:t>
-      </w:r>
-    </w:p>
-    <w:p>
-      <w:pPr>
-        <w:numPr>
-          <w:ilvl w:val="0"/>
-          <w:numId w:val="1019"/>
-        </w:numPr>
-        <w:pStyle w:val="Compact"/>
-      </w:pPr>
-      <w:r>
-        <w:t xml:space="preserve">☐ All date fields should pass QB 2021 format check</w:t>
-      </w:r>
-    </w:p>
-    <w:p>
-      <w:pPr>
-        <w:numPr>
-          <w:ilvl w:val="0"/>
-          <w:numId w:val="1019"/>
-        </w:numPr>
-        <w:pStyle w:val="Compact"/>
-      </w:pPr>
-      <w:r>
-        <w:t xml:space="preserve">☐ All currency fields should have proper decimal precision</w:t>
-      </w:r>
-    </w:p>
-    <w:p>
-      <w:pPr>
-        <w:numPr>
-          <w:ilvl w:val="0"/>
-          <w:numId w:val="1019"/>
-        </w:numPr>
-        <w:pStyle w:val="Compact"/>
-      </w:pPr>
-      <w:r>
-        <w:t xml:space="preserve">☐ All phone fields should be within length limits</w:t>
-      </w:r>
-    </w:p>
-    <w:p>
-      <w:pPr>
-        <w:numPr>
-          <w:ilvl w:val="0"/>
-          <w:numId w:val="1019"/>
-        </w:numPr>
-        <w:pStyle w:val="Compact"/>
-      </w:pPr>
-      <w:r>
-        <w:t xml:space="preserve">☐ All postal code fields should be within length limits</w:t>
-      </w:r>
-    </w:p>
-    <w:p>
-      <w:pPr>
-        <w:numPr>
-          <w:ilvl w:val="0"/>
-          <w:numId w:val="1019"/>
-        </w:numPr>
-        <w:pStyle w:val="Compact"/>
-      </w:pPr>
-      <w:r>
-        <w:t xml:space="preserve">☐</w:t>
-      </w:r>
-      <w:r>
-        <w:t xml:space="preserve"> </w:t>
-      </w:r>
-      <w:r>
-        <w:rPr>
-          <w:bCs/>
-          <w:b/>
-        </w:rPr>
-        <w:t xml:space="preserve">Expected</w:t>
-      </w:r>
-      <w:r>
-        <w:t xml:space="preserve">: 0 format validation issues</w:t>
+        <w:t xml:space="preserve">After import completes</w:t>
+      </w:r>
+      <w:r>
+        <w:t xml:space="preserve">: Share import results with user. Ask them to spot-check QB 2021 for imported data. Confirm everything looks good before running validation.</w:t>
       </w:r>
     </w:p>
     <w:p>
@@ -2006,24 +2115,83 @@
         </w:pict>
       </w:r>
     </w:p>
+    <w:bookmarkEnd w:id="42"/>
     <w:bookmarkEnd w:id="43"/>
+    <w:bookmarkStart w:id="49" w:name="stage-4-validation-testing"/>
+    <w:p>
+      <w:pPr>
+        <w:pStyle w:val="Heading2"/>
+      </w:pPr>
+      <w:r>
+        <w:t xml:space="preserve">Stage 4: Validation Testing</w:t>
+      </w:r>
+    </w:p>
+    <w:bookmarkStart w:id="44" w:name="entity-count-verification"/>
+    <w:p>
+      <w:pPr>
+        <w:pStyle w:val="Heading3"/>
+      </w:pPr>
+      <w:r>
+        <w:t xml:space="preserve">4.1 Entity Count Verification</w:t>
+      </w:r>
+    </w:p>
+    <w:p>
+      <w:pPr>
+        <w:numPr>
+          <w:ilvl w:val="0"/>
+          <w:numId w:val="1019"/>
+        </w:numPr>
+        <w:pStyle w:val="Compact"/>
+      </w:pPr>
+      <w:r>
+        <w:t xml:space="preserve">☐ Check validation report for entity count comparison</w:t>
+      </w:r>
+    </w:p>
+    <w:p>
+      <w:pPr>
+        <w:numPr>
+          <w:ilvl w:val="0"/>
+          <w:numId w:val="1019"/>
+        </w:numPr>
+        <w:pStyle w:val="Compact"/>
+      </w:pPr>
+      <w:r>
+        <w:t xml:space="preserve">☐ Source count should equal target count for each entity type</w:t>
+      </w:r>
+    </w:p>
+    <w:p>
+      <w:pPr>
+        <w:numPr>
+          <w:ilvl w:val="0"/>
+          <w:numId w:val="1019"/>
+        </w:numPr>
+        <w:pStyle w:val="Compact"/>
+      </w:pPr>
+      <w:r>
+        <w:t xml:space="preserve">☐</w:t>
+      </w:r>
+      <w:r>
+        <w:t xml:space="preserve"> </w:t>
+      </w:r>
+      <w:r>
+        <w:rPr>
+          <w:bCs/>
+          <w:b/>
+        </w:rPr>
+        <w:t xml:space="preserve">Expected</w:t>
+      </w:r>
+      <w:r>
+        <w:t xml:space="preserve">: All entity counts match (or differences are explained)</w:t>
+      </w:r>
+    </w:p>
     <w:bookmarkEnd w:id="44"/>
-    <w:bookmarkStart w:id="47" w:name="X5799a5caeb1e6cf487daaf04b98f6a6f7dfcf92"/>
-    <w:p>
-      <w:pPr>
-        <w:pStyle w:val="Heading2"/>
-      </w:pPr>
-      <w:r>
-        <w:t xml:space="preserve">Post-Migration Verification (Manual in QuickBooks)</w:t>
-      </w:r>
-    </w:p>
-    <w:bookmarkStart w:id="45" w:name="quickbooks-2021-spot-checks"/>
+    <w:bookmarkStart w:id="45" w:name="field-by-field-comparison"/>
     <w:p>
       <w:pPr>
         <w:pStyle w:val="Heading3"/>
       </w:pPr>
       <w:r>
-        <w:t xml:space="preserve">5.1 QuickBooks 2021 Spot Checks</w:t>
+        <w:t xml:space="preserve">4.2 Field-by-Field Comparison</w:t>
       </w:r>
     </w:p>
     <w:p>
@@ -2035,7 +2203,7 @@
         <w:pStyle w:val="Compact"/>
       </w:pPr>
       <w:r>
-        <w:t xml:space="preserve">☐ Open QB 2021 → Chart of Accounts — verify accounts match QB 2023</w:t>
+        <w:t xml:space="preserve">☐ Check validation report for field comparison results</w:t>
       </w:r>
     </w:p>
     <w:p>
@@ -2047,7 +2215,7 @@
         <w:pStyle w:val="Compact"/>
       </w:pPr>
       <w:r>
-        <w:t xml:space="preserve">☐ Open Customer Center — verify customer list (including formerly inactive)</w:t>
+        <w:t xml:space="preserve">☐ Investigate any mismatches</w:t>
       </w:r>
     </w:p>
     <w:p>
@@ -2059,77 +2227,30 @@
         <w:pStyle w:val="Compact"/>
       </w:pPr>
       <w:r>
-        <w:t xml:space="preserve">☐ Open Vendor Center — verify vendor list</w:t>
-      </w:r>
-    </w:p>
-    <w:p>
-      <w:pPr>
-        <w:numPr>
-          <w:ilvl w:val="0"/>
-          <w:numId w:val="1020"/>
-        </w:numPr>
-        <w:pStyle w:val="Compact"/>
-      </w:pPr>
-      <w:r>
-        <w:t xml:space="preserve">☐ Check a sample invoice — verify amounts, dates, line items</w:t>
-      </w:r>
-    </w:p>
-    <w:p>
-      <w:pPr>
-        <w:numPr>
-          <w:ilvl w:val="0"/>
-          <w:numId w:val="1020"/>
-        </w:numPr>
-        <w:pStyle w:val="Compact"/>
-      </w:pPr>
-      <w:r>
-        <w:t xml:space="preserve">☐ Check a sample bill — verify amounts, dates, line items</w:t>
-      </w:r>
-    </w:p>
-    <w:p>
-      <w:pPr>
-        <w:numPr>
-          <w:ilvl w:val="0"/>
-          <w:numId w:val="1020"/>
-        </w:numPr>
-        <w:pStyle w:val="Compact"/>
-      </w:pPr>
-      <w:r>
-        <w:t xml:space="preserve">☐ Run P&amp;L report — compare with QB 2023 P&amp;L</w:t>
-      </w:r>
-    </w:p>
-    <w:p>
-      <w:pPr>
-        <w:numPr>
-          <w:ilvl w:val="0"/>
-          <w:numId w:val="1020"/>
-        </w:numPr>
-        <w:pStyle w:val="Compact"/>
-      </w:pPr>
-      <w:r>
-        <w:t xml:space="preserve">☐ Run Balance Sheet — compare with QB 2023 Balance Sheet</w:t>
-      </w:r>
-    </w:p>
-    <w:p>
-      <w:pPr>
-        <w:numPr>
-          <w:ilvl w:val="0"/>
-          <w:numId w:val="1020"/>
-        </w:numPr>
-        <w:pStyle w:val="Compact"/>
-      </w:pPr>
-      <w:r>
-        <w:t xml:space="preserve">☐ Run P&amp;L by Class — verify class assignments are preserved</w:t>
+        <w:t xml:space="preserve">☐</w:t>
+      </w:r>
+      <w:r>
+        <w:t xml:space="preserve"> </w:t>
+      </w:r>
+      <w:r>
+        <w:rPr>
+          <w:bCs/>
+          <w:b/>
+        </w:rPr>
+        <w:t xml:space="preserve">Expected</w:t>
+      </w:r>
+      <w:r>
+        <w:t xml:space="preserve">: All fields match (within tolerance for amounts)</w:t>
       </w:r>
     </w:p>
     <w:bookmarkEnd w:id="45"/>
-    <w:bookmarkStart w:id="46" w:name="financial-report-comparison"/>
+    <w:bookmarkStart w:id="46" w:name="financial-reconciliation"/>
     <w:p>
       <w:pPr>
         <w:pStyle w:val="Heading3"/>
       </w:pPr>
       <w:r>
-        <w:t xml:space="preserve">5.2 Financial Report Comparison</w:t>
+        <w:t xml:space="preserve">4.3 Financial Reconciliation</w:t>
       </w:r>
     </w:p>
     <w:p>
@@ -2141,7 +2262,7 @@
         <w:pStyle w:val="Compact"/>
       </w:pPr>
       <w:r>
-        <w:t xml:space="preserve">☐ P&amp;L (current year): QB 2023 total = QB 2021 total</w:t>
+        <w:t xml:space="preserve">☐ Check total amounts for invoices, bills, payments</w:t>
       </w:r>
     </w:p>
     <w:p>
@@ -2153,7 +2274,7 @@
         <w:pStyle w:val="Compact"/>
       </w:pPr>
       <w:r>
-        <w:t xml:space="preserve">☐ Balance Sheet (current date): QB 2023 total = QB 2021 total</w:t>
+        <w:t xml:space="preserve">☐ Source totals should match target totals (within $0.01 tolerance)</w:t>
       </w:r>
     </w:p>
     <w:p>
@@ -2165,19 +2286,202 @@
         <w:pStyle w:val="Compact"/>
       </w:pPr>
       <w:r>
-        <w:t xml:space="preserve">☐ A/R Aging: QB 2023 totals = QB 2021 totals</w:t>
-      </w:r>
-    </w:p>
-    <w:p>
-      <w:pPr>
-        <w:numPr>
-          <w:ilvl w:val="0"/>
-          <w:numId w:val="1021"/>
-        </w:numPr>
-        <w:pStyle w:val="Compact"/>
-      </w:pPr>
-      <w:r>
-        <w:t xml:space="preserve">☐ A/P Aging: QB 2023 totals = QB 2021 totals</w:t>
+        <w:t xml:space="preserve">☐</w:t>
+      </w:r>
+      <w:r>
+        <w:t xml:space="preserve"> </w:t>
+      </w:r>
+      <w:r>
+        <w:rPr>
+          <w:bCs/>
+          <w:b/>
+        </w:rPr>
+        <w:t xml:space="preserve">Expected</w:t>
+      </w:r>
+      <w:r>
+        <w:t xml:space="preserve">: Financial totals reconcile</w:t>
+      </w:r>
+    </w:p>
+    <w:bookmarkEnd w:id="46"/>
+    <w:bookmarkStart w:id="47" w:name="journal-balance-validation-critical"/>
+    <w:p>
+      <w:pPr>
+        <w:pStyle w:val="Heading3"/>
+      </w:pPr>
+      <w:r>
+        <w:t xml:space="preserve">4.4 Journal Balance Validation ⚠️ CRITICAL</w:t>
+      </w:r>
+    </w:p>
+    <w:p>
+      <w:pPr>
+        <w:numPr>
+          <w:ilvl w:val="0"/>
+          <w:numId w:val="1022"/>
+        </w:numPr>
+        <w:pStyle w:val="Compact"/>
+      </w:pPr>
+      <w:r>
+        <w:t xml:space="preserve">☐ Check validation report for journal entry balance results</w:t>
+      </w:r>
+    </w:p>
+    <w:p>
+      <w:pPr>
+        <w:numPr>
+          <w:ilvl w:val="0"/>
+          <w:numId w:val="1022"/>
+        </w:numPr>
+        <w:pStyle w:val="Compact"/>
+      </w:pPr>
+      <w:r>
+        <w:t xml:space="preserve">☐</w:t>
+      </w:r>
+      <w:r>
+        <w:t xml:space="preserve"> </w:t>
+      </w:r>
+      <w:r>
+        <w:rPr>
+          <w:bCs/>
+          <w:b/>
+        </w:rPr>
+        <w:t xml:space="preserve">Every</w:t>
+      </w:r>
+      <w:r>
+        <w:t xml:space="preserve"> </w:t>
+      </w:r>
+      <w:r>
+        <w:t xml:space="preserve">journal entry must have total debits = total credits</w:t>
+      </w:r>
+    </w:p>
+    <w:p>
+      <w:pPr>
+        <w:numPr>
+          <w:ilvl w:val="0"/>
+          <w:numId w:val="1022"/>
+        </w:numPr>
+        <w:pStyle w:val="Compact"/>
+      </w:pPr>
+      <w:r>
+        <w:t xml:space="preserve">☐ Any imbalanced journals are CRITICAL issues — investigate immediately</w:t>
+      </w:r>
+    </w:p>
+    <w:p>
+      <w:pPr>
+        <w:numPr>
+          <w:ilvl w:val="0"/>
+          <w:numId w:val="1022"/>
+        </w:numPr>
+        <w:pStyle w:val="Compact"/>
+      </w:pPr>
+      <w:r>
+        <w:t xml:space="preserve">☐</w:t>
+      </w:r>
+      <w:r>
+        <w:t xml:space="preserve"> </w:t>
+      </w:r>
+      <w:r>
+        <w:rPr>
+          <w:bCs/>
+          <w:b/>
+        </w:rPr>
+        <w:t xml:space="preserve">Expected</w:t>
+      </w:r>
+      <w:r>
+        <w:t xml:space="preserve">: ALL journals balanced; 0 imbalanced entries</w:t>
+      </w:r>
+    </w:p>
+    <w:bookmarkEnd w:id="47"/>
+    <w:bookmarkStart w:id="48" w:name="format-preservation-validation"/>
+    <w:p>
+      <w:pPr>
+        <w:pStyle w:val="Heading3"/>
+      </w:pPr>
+      <w:r>
+        <w:t xml:space="preserve">4.5 Format Preservation Validation</w:t>
+      </w:r>
+    </w:p>
+    <w:p>
+      <w:pPr>
+        <w:numPr>
+          <w:ilvl w:val="0"/>
+          <w:numId w:val="1023"/>
+        </w:numPr>
+        <w:pStyle w:val="Compact"/>
+      </w:pPr>
+      <w:r>
+        <w:t xml:space="preserve">☐ Check format validation section of the report</w:t>
+      </w:r>
+    </w:p>
+    <w:p>
+      <w:pPr>
+        <w:numPr>
+          <w:ilvl w:val="0"/>
+          <w:numId w:val="1023"/>
+        </w:numPr>
+        <w:pStyle w:val="Compact"/>
+      </w:pPr>
+      <w:r>
+        <w:t xml:space="preserve">☐ All date fields should pass QB 2021 format check</w:t>
+      </w:r>
+    </w:p>
+    <w:p>
+      <w:pPr>
+        <w:numPr>
+          <w:ilvl w:val="0"/>
+          <w:numId w:val="1023"/>
+        </w:numPr>
+        <w:pStyle w:val="Compact"/>
+      </w:pPr>
+      <w:r>
+        <w:t xml:space="preserve">☐ All currency fields should have proper decimal precision</w:t>
+      </w:r>
+    </w:p>
+    <w:p>
+      <w:pPr>
+        <w:numPr>
+          <w:ilvl w:val="0"/>
+          <w:numId w:val="1023"/>
+        </w:numPr>
+        <w:pStyle w:val="Compact"/>
+      </w:pPr>
+      <w:r>
+        <w:t xml:space="preserve">☐ All phone fields should be within length limits</w:t>
+      </w:r>
+    </w:p>
+    <w:p>
+      <w:pPr>
+        <w:numPr>
+          <w:ilvl w:val="0"/>
+          <w:numId w:val="1023"/>
+        </w:numPr>
+        <w:pStyle w:val="Compact"/>
+      </w:pPr>
+      <w:r>
+        <w:t xml:space="preserve">☐ All postal code fields should be within length limits</w:t>
+      </w:r>
+    </w:p>
+    <w:p>
+      <w:pPr>
+        <w:numPr>
+          <w:ilvl w:val="0"/>
+          <w:numId w:val="1023"/>
+        </w:numPr>
+        <w:pStyle w:val="Compact"/>
+      </w:pPr>
+      <w:r>
+        <w:t xml:space="preserve">☐</w:t>
+      </w:r>
+      <w:r>
+        <w:t xml:space="preserve"> </w:t>
+      </w:r>
+      <w:r>
+        <w:rPr>
+          <w:bCs/>
+          <w:b/>
+        </w:rPr>
+        <w:t xml:space="preserve">Expected</w:t>
+      </w:r>
+      <w:r>
+        <w:t xml:space="preserve">: 0 format validation issues</w:t>
       </w:r>
     </w:p>
     <w:p>
@@ -2187,791 +2491,178 @@
         </w:pict>
       </w:r>
     </w:p>
-    <w:bookmarkEnd w:id="46"/>
-    <w:bookmarkEnd w:id="47"/>
-    <w:bookmarkStart w:id="51" w:name="how-to-interpret-logs-and-reports"/>
+    <w:bookmarkEnd w:id="48"/>
+    <w:bookmarkEnd w:id="49"/>
+    <w:bookmarkStart w:id="52" w:name="X5799a5caeb1e6cf487daaf04b98f6a6f7dfcf92"/>
     <w:p>
       <w:pPr>
         <w:pStyle w:val="Heading2"/>
       </w:pPr>
       <w:r>
-        <w:t xml:space="preserve">How to Interpret Logs and Reports</w:t>
-      </w:r>
-    </w:p>
-    <w:bookmarkStart w:id="48" w:name="log-files-.logsqb-timewarp-date.log"/>
+        <w:t xml:space="preserve">Post-Migration Verification (Manual in QuickBooks)</w:t>
+      </w:r>
+    </w:p>
+    <w:bookmarkStart w:id="50" w:name="quickbooks-2021-spot-checks"/>
     <w:p>
       <w:pPr>
         <w:pStyle w:val="Heading3"/>
       </w:pPr>
       <w:r>
-        <w:t xml:space="preserve">Log Files (</w:t>
-      </w:r>
-      <w:r>
-        <w:rPr>
-          <w:rStyle w:val="VerbatimChar"/>
-        </w:rPr>
-        <w:t xml:space="preserve">.\Logs\QB-TimeWarp-{Date}.log</w:t>
-      </w:r>
-      <w:r>
-        <w:t xml:space="preserve">)</w:t>
-      </w:r>
-    </w:p>
-    <w:p>
-      <w:pPr>
-        <w:numPr>
-          <w:ilvl w:val="0"/>
-          <w:numId w:val="1022"/>
-        </w:numPr>
-        <w:pStyle w:val="Compact"/>
-      </w:pPr>
-      <w:r>
-        <w:rPr>
-          <w:bCs/>
-          <w:b/>
-        </w:rPr>
-        <w:t xml:space="preserve">[INF]</w:t>
-      </w:r>
-      <w:r>
-        <w:t xml:space="preserve">: Informational — normal operation</w:t>
-      </w:r>
-    </w:p>
-    <w:p>
-      <w:pPr>
-        <w:numPr>
-          <w:ilvl w:val="0"/>
-          <w:numId w:val="1022"/>
-        </w:numPr>
-        <w:pStyle w:val="Compact"/>
-      </w:pPr>
-      <w:r>
-        <w:rPr>
-          <w:bCs/>
-          <w:b/>
-        </w:rPr>
-        <w:t xml:space="preserve">[WRN]</w:t>
-      </w:r>
-      <w:r>
-        <w:t xml:space="preserve">: Warning — non-critical issue (e.g., truncation, missing optional field)</w:t>
-      </w:r>
-    </w:p>
-    <w:p>
-      <w:pPr>
-        <w:numPr>
-          <w:ilvl w:val="0"/>
-          <w:numId w:val="1022"/>
-        </w:numPr>
-        <w:pStyle w:val="Compact"/>
-      </w:pPr>
-      <w:r>
-        <w:rPr>
-          <w:bCs/>
-          <w:b/>
-        </w:rPr>
-        <w:t xml:space="preserve">[ERR]</w:t>
-      </w:r>
-      <w:r>
-        <w:t xml:space="preserve">: Error — something failed (investigate immediately)</w:t>
-      </w:r>
-    </w:p>
-    <w:p>
-      <w:pPr>
-        <w:numPr>
-          <w:ilvl w:val="0"/>
-          <w:numId w:val="1022"/>
-        </w:numPr>
-        <w:pStyle w:val="Compact"/>
-      </w:pPr>
-      <w:r>
-        <w:rPr>
-          <w:bCs/>
-          <w:b/>
-        </w:rPr>
-        <w:t xml:space="preserve">[FTL]</w:t>
-      </w:r>
-      <w:r>
-        <w:t xml:space="preserve">: Fatal — application crashed (check stack trace)</w:t>
-      </w:r>
-    </w:p>
-    <w:bookmarkEnd w:id="48"/>
-    <w:bookmarkStart w:id="49" w:name="validation-report-.validationreport.json"/>
+        <w:t xml:space="preserve">5.1 QuickBooks 2021 Spot Checks</w:t>
+      </w:r>
+    </w:p>
+    <w:p>
+      <w:pPr>
+        <w:numPr>
+          <w:ilvl w:val="0"/>
+          <w:numId w:val="1024"/>
+        </w:numPr>
+        <w:pStyle w:val="Compact"/>
+      </w:pPr>
+      <w:r>
+        <w:t xml:space="preserve">☐ Open QB 2021 → Chart of Accounts — verify accounts match QB 2023</w:t>
+      </w:r>
+    </w:p>
+    <w:p>
+      <w:pPr>
+        <w:numPr>
+          <w:ilvl w:val="0"/>
+          <w:numId w:val="1024"/>
+        </w:numPr>
+        <w:pStyle w:val="Compact"/>
+      </w:pPr>
+      <w:r>
+        <w:t xml:space="preserve">☐ Open Customer Center — verify customer list (including formerly inactive)</w:t>
+      </w:r>
+    </w:p>
+    <w:p>
+      <w:pPr>
+        <w:numPr>
+          <w:ilvl w:val="0"/>
+          <w:numId w:val="1024"/>
+        </w:numPr>
+        <w:pStyle w:val="Compact"/>
+      </w:pPr>
+      <w:r>
+        <w:t xml:space="preserve">☐ Open Vendor Center — verify vendor list</w:t>
+      </w:r>
+    </w:p>
+    <w:p>
+      <w:pPr>
+        <w:numPr>
+          <w:ilvl w:val="0"/>
+          <w:numId w:val="1024"/>
+        </w:numPr>
+        <w:pStyle w:val="Compact"/>
+      </w:pPr>
+      <w:r>
+        <w:t xml:space="preserve">☐ Check a sample invoice — verify amounts, dates, line items</w:t>
+      </w:r>
+    </w:p>
+    <w:p>
+      <w:pPr>
+        <w:numPr>
+          <w:ilvl w:val="0"/>
+          <w:numId w:val="1024"/>
+        </w:numPr>
+        <w:pStyle w:val="Compact"/>
+      </w:pPr>
+      <w:r>
+        <w:t xml:space="preserve">☐ Check a sample bill — verify amounts, dates, line items</w:t>
+      </w:r>
+    </w:p>
+    <w:p>
+      <w:pPr>
+        <w:numPr>
+          <w:ilvl w:val="0"/>
+          <w:numId w:val="1024"/>
+        </w:numPr>
+        <w:pStyle w:val="Compact"/>
+      </w:pPr>
+      <w:r>
+        <w:t xml:space="preserve">☐ Run P&amp;L report — compare with QB 2023 P&amp;L</w:t>
+      </w:r>
+    </w:p>
+    <w:p>
+      <w:pPr>
+        <w:numPr>
+          <w:ilvl w:val="0"/>
+          <w:numId w:val="1024"/>
+        </w:numPr>
+        <w:pStyle w:val="Compact"/>
+      </w:pPr>
+      <w:r>
+        <w:t xml:space="preserve">☐ Run Balance Sheet — compare with QB 2023 Balance Sheet</w:t>
+      </w:r>
+    </w:p>
+    <w:p>
+      <w:pPr>
+        <w:numPr>
+          <w:ilvl w:val="0"/>
+          <w:numId w:val="1024"/>
+        </w:numPr>
+        <w:pStyle w:val="Compact"/>
+      </w:pPr>
+      <w:r>
+        <w:t xml:space="preserve">☐ Run P&amp;L by Class — verify class assignments are preserved</w:t>
+      </w:r>
+    </w:p>
+    <w:bookmarkEnd w:id="50"/>
+    <w:bookmarkStart w:id="51" w:name="financial-report-comparison"/>
     <w:p>
       <w:pPr>
         <w:pStyle w:val="Heading3"/>
       </w:pPr>
       <w:r>
-        <w:t xml:space="preserve">Validation Report (</w:t>
-      </w:r>
-      <w:r>
-        <w:rPr>
-          <w:rStyle w:val="VerbatimChar"/>
-        </w:rPr>
-        <w:t xml:space="preserve">.\Validation\report.json</w:t>
-      </w:r>
-      <w:r>
-        <w:t xml:space="preserve">)</w:t>
-      </w:r>
-    </w:p>
-    <w:p>
-      <w:pPr>
-        <w:pStyle w:val="SourceCode"/>
-      </w:pPr>
-      <w:r>
-        <w:rPr>
-          <w:rStyle w:val="FunctionTok"/>
-        </w:rPr>
-        <w:t xml:space="preserve">{</w:t>
-      </w:r>
-      <w:r>
-        <w:br/>
-      </w:r>
-      <w:r>
-        <w:rPr>
-          <w:rStyle w:val="NormalTok"/>
-        </w:rPr>
-        <w:t xml:space="preserve">  </w:t>
-      </w:r>
-      <w:r>
-        <w:rPr>
-          <w:rStyle w:val="DataTypeTok"/>
-        </w:rPr>
-        <w:t xml:space="preserve">"OverallResult"</w:t>
-      </w:r>
-      <w:r>
-        <w:rPr>
-          <w:rStyle w:val="FunctionTok"/>
-        </w:rPr>
-        <w:t xml:space="preserve">:</w:t>
-      </w:r>
-      <w:r>
-        <w:rPr>
-          <w:rStyle w:val="NormalTok"/>
-        </w:rPr>
-        <w:t xml:space="preserve"> </w:t>
-      </w:r>
-      <w:r>
-        <w:rPr>
-          <w:rStyle w:val="StringTok"/>
-        </w:rPr>
-        <w:t xml:space="preserve">"Pass"</w:t>
-      </w:r>
-      <w:r>
-        <w:rPr>
-          <w:rStyle w:val="FunctionTok"/>
-        </w:rPr>
-        <w:t xml:space="preserve">,</w:t>
-      </w:r>
-      <w:r>
-        <w:rPr>
-          <w:rStyle w:val="NormalTok"/>
-        </w:rPr>
-        <w:t xml:space="preserve">        </w:t>
-      </w:r>
-      <w:r>
-        <w:rPr>
-          <w:rStyle w:val="ErrorTok"/>
-        </w:rPr>
-        <w:t xml:space="preserve">//</w:t>
-      </w:r>
-      <w:r>
-        <w:rPr>
-          <w:rStyle w:val="NormalTok"/>
-        </w:rPr>
-        <w:t xml:space="preserve"> </w:t>
-      </w:r>
-      <w:r>
-        <w:rPr>
-          <w:rStyle w:val="ErrorTok"/>
-        </w:rPr>
-        <w:t xml:space="preserve">or</w:t>
-      </w:r>
-      <w:r>
-        <w:rPr>
-          <w:rStyle w:val="NormalTok"/>
-        </w:rPr>
-        <w:t xml:space="preserve"> </w:t>
-      </w:r>
-      <w:r>
-        <w:rPr>
-          <w:rStyle w:val="DataTypeTok"/>
-        </w:rPr>
-        <w:t xml:space="preserve">"Fail"</w:t>
-      </w:r>
-      <w:r>
-        <w:br/>
-      </w:r>
-      <w:r>
-        <w:rPr>
-          <w:rStyle w:val="NormalTok"/>
-        </w:rPr>
-        <w:t xml:space="preserve">  </w:t>
-      </w:r>
-      <w:r>
-        <w:rPr>
-          <w:rStyle w:val="DataTypeTok"/>
-        </w:rPr>
-        <w:t xml:space="preserve">"EntityCountVerification"</w:t>
-      </w:r>
-      <w:r>
-        <w:rPr>
-          <w:rStyle w:val="FunctionTok"/>
-        </w:rPr>
-        <w:t xml:space="preserve">:</w:t>
-      </w:r>
-      <w:r>
-        <w:rPr>
-          <w:rStyle w:val="NormalTok"/>
-        </w:rPr>
-        <w:t xml:space="preserve"> </w:t>
-      </w:r>
-      <w:r>
-        <w:rPr>
-          <w:rStyle w:val="FunctionTok"/>
-        </w:rPr>
-        <w:t xml:space="preserve">{},</w:t>
-      </w:r>
-      <w:r>
-        <w:rPr>
-          <w:rStyle w:val="NormalTok"/>
-        </w:rPr>
-        <w:t xml:space="preserve">   </w:t>
-      </w:r>
-      <w:r>
-        <w:rPr>
-          <w:rStyle w:val="ErrorTok"/>
-        </w:rPr>
-        <w:t xml:space="preserve">//</w:t>
-      </w:r>
-      <w:r>
-        <w:rPr>
-          <w:rStyle w:val="NormalTok"/>
-        </w:rPr>
-        <w:t xml:space="preserve"> </w:t>
-      </w:r>
-      <w:r>
-        <w:rPr>
-          <w:rStyle w:val="ErrorTok"/>
-        </w:rPr>
-        <w:t xml:space="preserve">count</w:t>
-      </w:r>
-      <w:r>
-        <w:rPr>
-          <w:rStyle w:val="NormalTok"/>
-        </w:rPr>
-        <w:t xml:space="preserve"> </w:t>
-      </w:r>
-      <w:r>
-        <w:rPr>
-          <w:rStyle w:val="ErrorTok"/>
-        </w:rPr>
-        <w:t xml:space="preserve">comparisons</w:t>
-      </w:r>
-      <w:r>
-        <w:br/>
-      </w:r>
-      <w:r>
-        <w:rPr>
-          <w:rStyle w:val="NormalTok"/>
-        </w:rPr>
-        <w:t xml:space="preserve">  </w:t>
-      </w:r>
-      <w:r>
-        <w:rPr>
-          <w:rStyle w:val="DataTypeTok"/>
-        </w:rPr>
-        <w:t xml:space="preserve">"FieldComparison"</w:t>
-      </w:r>
-      <w:r>
-        <w:rPr>
-          <w:rStyle w:val="FunctionTok"/>
-        </w:rPr>
-        <w:t xml:space="preserve">:</w:t>
-      </w:r>
-      <w:r>
-        <w:rPr>
-          <w:rStyle w:val="NormalTok"/>
-        </w:rPr>
-        <w:t xml:space="preserve"> </w:t>
-      </w:r>
-      <w:r>
-        <w:rPr>
-          <w:rStyle w:val="FunctionTok"/>
-        </w:rPr>
-        <w:t xml:space="preserve">{},</w:t>
-      </w:r>
-      <w:r>
-        <w:rPr>
-          <w:rStyle w:val="NormalTok"/>
-        </w:rPr>
-        <w:t xml:space="preserve">           </w:t>
-      </w:r>
-      <w:r>
-        <w:rPr>
-          <w:rStyle w:val="ErrorTok"/>
-        </w:rPr>
-        <w:t xml:space="preserve">//</w:t>
-      </w:r>
-      <w:r>
-        <w:rPr>
-          <w:rStyle w:val="NormalTok"/>
-        </w:rPr>
-        <w:t xml:space="preserve"> </w:t>
-      </w:r>
-      <w:r>
-        <w:rPr>
-          <w:rStyle w:val="ErrorTok"/>
-        </w:rPr>
-        <w:t xml:space="preserve">field-level</w:t>
-      </w:r>
-      <w:r>
-        <w:rPr>
-          <w:rStyle w:val="NormalTok"/>
-        </w:rPr>
-        <w:t xml:space="preserve"> </w:t>
-      </w:r>
-      <w:r>
-        <w:rPr>
-          <w:rStyle w:val="ErrorTok"/>
-        </w:rPr>
-        <w:t xml:space="preserve">diffs</w:t>
-      </w:r>
-      <w:r>
-        <w:br/>
-      </w:r>
-      <w:r>
-        <w:rPr>
-          <w:rStyle w:val="NormalTok"/>
-        </w:rPr>
-        <w:t xml:space="preserve">  </w:t>
-      </w:r>
-      <w:r>
-        <w:rPr>
-          <w:rStyle w:val="DataTypeTok"/>
-        </w:rPr>
-        <w:t xml:space="preserve">"FinancialReconciliation"</w:t>
-      </w:r>
-      <w:r>
-        <w:rPr>
-          <w:rStyle w:val="FunctionTok"/>
-        </w:rPr>
-        <w:t xml:space="preserve">:</w:t>
-      </w:r>
-      <w:r>
-        <w:rPr>
-          <w:rStyle w:val="NormalTok"/>
-        </w:rPr>
-        <w:t xml:space="preserve"> </w:t>
-      </w:r>
-      <w:r>
-        <w:rPr>
-          <w:rStyle w:val="FunctionTok"/>
-        </w:rPr>
-        <w:t xml:space="preserve">{},</w:t>
-      </w:r>
-      <w:r>
-        <w:rPr>
-          <w:rStyle w:val="NormalTok"/>
-        </w:rPr>
-        <w:t xml:space="preserve">   </w:t>
-      </w:r>
-      <w:r>
-        <w:rPr>
-          <w:rStyle w:val="ErrorTok"/>
-        </w:rPr>
-        <w:t xml:space="preserve">//</w:t>
-      </w:r>
-      <w:r>
-        <w:rPr>
-          <w:rStyle w:val="NormalTok"/>
-        </w:rPr>
-        <w:t xml:space="preserve"> </w:t>
-      </w:r>
-      <w:r>
-        <w:rPr>
-          <w:rStyle w:val="ErrorTok"/>
-        </w:rPr>
-        <w:t xml:space="preserve">amount</w:t>
-      </w:r>
-      <w:r>
-        <w:rPr>
-          <w:rStyle w:val="NormalTok"/>
-        </w:rPr>
-        <w:t xml:space="preserve"> </w:t>
-      </w:r>
-      <w:r>
-        <w:rPr>
-          <w:rStyle w:val="ErrorTok"/>
-        </w:rPr>
-        <w:t xml:space="preserve">comparisons</w:t>
-      </w:r>
-      <w:r>
-        <w:br/>
-      </w:r>
-      <w:r>
-        <w:rPr>
-          <w:rStyle w:val="NormalTok"/>
-        </w:rPr>
-        <w:t xml:space="preserve">  </w:t>
-      </w:r>
-      <w:r>
-        <w:rPr>
-          <w:rStyle w:val="DataTypeTok"/>
-        </w:rPr>
-        <w:t xml:space="preserve">"JournalValidation"</w:t>
-      </w:r>
-      <w:r>
-        <w:rPr>
-          <w:rStyle w:val="FunctionTok"/>
-        </w:rPr>
-        <w:t xml:space="preserve">:</w:t>
-      </w:r>
-      <w:r>
-        <w:rPr>
-          <w:rStyle w:val="NormalTok"/>
-        </w:rPr>
-        <w:t xml:space="preserve"> </w:t>
-      </w:r>
-      <w:r>
-        <w:rPr>
-          <w:rStyle w:val="FunctionTok"/>
-        </w:rPr>
-        <w:t xml:space="preserve">{},</w:t>
-      </w:r>
-      <w:r>
-        <w:rPr>
-          <w:rStyle w:val="NormalTok"/>
-        </w:rPr>
-        <w:t xml:space="preserve">         </w:t>
-      </w:r>
-      <w:r>
-        <w:rPr>
-          <w:rStyle w:val="ErrorTok"/>
-        </w:rPr>
-        <w:t xml:space="preserve">//</w:t>
-      </w:r>
-      <w:r>
-        <w:rPr>
-          <w:rStyle w:val="NormalTok"/>
-        </w:rPr>
-        <w:t xml:space="preserve"> </w:t>
-      </w:r>
-      <w:r>
-        <w:rPr>
-          <w:rStyle w:val="ErrorTok"/>
-        </w:rPr>
-        <w:t xml:space="preserve">debit/credit</w:t>
-      </w:r>
-      <w:r>
-        <w:rPr>
-          <w:rStyle w:val="NormalTok"/>
-        </w:rPr>
-        <w:t xml:space="preserve"> </w:t>
-      </w:r>
-      <w:r>
-        <w:rPr>
-          <w:rStyle w:val="ErrorTok"/>
-        </w:rPr>
-        <w:t xml:space="preserve">balance</w:t>
-      </w:r>
-      <w:r>
-        <w:br/>
-      </w:r>
-      <w:r>
-        <w:rPr>
-          <w:rStyle w:val="NormalTok"/>
-        </w:rPr>
-        <w:t xml:space="preserve">  </w:t>
-      </w:r>
-      <w:r>
-        <w:rPr>
-          <w:rStyle w:val="DataTypeTok"/>
-        </w:rPr>
-        <w:t xml:space="preserve">"FormatValidation"</w:t>
-      </w:r>
-      <w:r>
-        <w:rPr>
-          <w:rStyle w:val="FunctionTok"/>
-        </w:rPr>
-        <w:t xml:space="preserve">:</w:t>
-      </w:r>
-      <w:r>
-        <w:rPr>
-          <w:rStyle w:val="NormalTok"/>
-        </w:rPr>
-        <w:t xml:space="preserve"> </w:t>
-      </w:r>
-      <w:r>
-        <w:rPr>
-          <w:rStyle w:val="FunctionTok"/>
-        </w:rPr>
-        <w:t xml:space="preserve">{}</w:t>
-      </w:r>
-      <w:r>
-        <w:rPr>
-          <w:rStyle w:val="NormalTok"/>
-        </w:rPr>
-        <w:t xml:space="preserve">           </w:t>
-      </w:r>
-      <w:r>
-        <w:rPr>
-          <w:rStyle w:val="ErrorTok"/>
-        </w:rPr>
-        <w:t xml:space="preserve">//</w:t>
-      </w:r>
-      <w:r>
-        <w:rPr>
-          <w:rStyle w:val="NormalTok"/>
-        </w:rPr>
-        <w:t xml:space="preserve"> </w:t>
-      </w:r>
-      <w:r>
-        <w:rPr>
-          <w:rStyle w:val="ErrorTok"/>
-        </w:rPr>
-        <w:t xml:space="preserve">format</w:t>
-      </w:r>
-      <w:r>
-        <w:rPr>
-          <w:rStyle w:val="NormalTok"/>
-        </w:rPr>
-        <w:t xml:space="preserve"> </w:t>
-      </w:r>
-      <w:r>
-        <w:rPr>
-          <w:rStyle w:val="ErrorTok"/>
-        </w:rPr>
-        <w:t xml:space="preserve">compliance</w:t>
-      </w:r>
-      <w:r>
-        <w:br/>
-      </w:r>
-      <w:r>
-        <w:rPr>
-          <w:rStyle w:val="FunctionTok"/>
-        </w:rPr>
-        <w:t xml:space="preserve">}</w:t>
-      </w:r>
-    </w:p>
-    <w:p>
-      <w:pPr>
-        <w:numPr>
-          <w:ilvl w:val="0"/>
-          <w:numId w:val="1023"/>
-        </w:numPr>
-        <w:pStyle w:val="Compact"/>
-      </w:pPr>
-      <w:r>
-        <w:rPr>
-          <w:bCs/>
-          <w:b/>
-        </w:rPr>
-        <w:t xml:space="preserve">OverallResult =</w:t>
-      </w:r>
-      <w:r>
-        <w:rPr>
-          <w:bCs/>
-          <w:b/>
-        </w:rPr>
-        <w:t xml:space="preserve"> </w:t>
-      </w:r>
-      <w:r>
-        <w:rPr>
-          <w:bCs/>
-          <w:b/>
-        </w:rPr>
-        <w:t xml:space="preserve">“</w:t>
-      </w:r>
-      <w:r>
-        <w:rPr>
-          <w:bCs/>
-          <w:b/>
-        </w:rPr>
-        <w:t xml:space="preserve">Pass</w:t>
-      </w:r>
-      <w:r>
-        <w:rPr>
-          <w:bCs/>
-          <w:b/>
-        </w:rPr>
-        <w:t xml:space="preserve">”</w:t>
-      </w:r>
-      <w:r>
-        <w:t xml:space="preserve">: Migration is successful</w:t>
-      </w:r>
-    </w:p>
-    <w:p>
-      <w:pPr>
-        <w:numPr>
-          <w:ilvl w:val="0"/>
-          <w:numId w:val="1023"/>
-        </w:numPr>
-        <w:pStyle w:val="Compact"/>
-      </w:pPr>
-      <w:r>
-        <w:rPr>
-          <w:bCs/>
-          <w:b/>
-        </w:rPr>
-        <w:t xml:space="preserve">OverallResult =</w:t>
-      </w:r>
-      <w:r>
-        <w:rPr>
-          <w:bCs/>
-          <w:b/>
-        </w:rPr>
-        <w:t xml:space="preserve"> </w:t>
-      </w:r>
-      <w:r>
-        <w:rPr>
-          <w:bCs/>
-          <w:b/>
-        </w:rPr>
-        <w:t xml:space="preserve">“</w:t>
-      </w:r>
-      <w:r>
-        <w:rPr>
-          <w:bCs/>
-          <w:b/>
-        </w:rPr>
-        <w:t xml:space="preserve">Fail</w:t>
-      </w:r>
-      <w:r>
-        <w:rPr>
-          <w:bCs/>
-          <w:b/>
-        </w:rPr>
-        <w:t xml:space="preserve">”</w:t>
-      </w:r>
-      <w:r>
-        <w:t xml:space="preserve">: Check individual sections for failures</w:t>
-      </w:r>
-    </w:p>
-    <w:p>
-      <w:pPr>
-        <w:numPr>
-          <w:ilvl w:val="0"/>
-          <w:numId w:val="1023"/>
-        </w:numPr>
-        <w:pStyle w:val="Compact"/>
-      </w:pPr>
-      <w:r>
-        <w:rPr>
-          <w:bCs/>
-          <w:b/>
-        </w:rPr>
-        <w:t xml:space="preserve">JournalValidation failures</w:t>
-      </w:r>
-      <w:r>
-        <w:t xml:space="preserve">: CRITICAL — do not proceed until resolved</w:t>
-      </w:r>
-    </w:p>
-    <w:p>
-      <w:pPr>
-        <w:numPr>
-          <w:ilvl w:val="0"/>
-          <w:numId w:val="1023"/>
-        </w:numPr>
-        <w:pStyle w:val="Compact"/>
-      </w:pPr>
-      <w:r>
-        <w:rPr>
-          <w:bCs/>
-          <w:b/>
-        </w:rPr>
-        <w:t xml:space="preserve">FormatValidation failures</w:t>
-      </w:r>
-      <w:r>
-        <w:t xml:space="preserve">: Review severity —</w:t>
-      </w:r>
-      <w:r>
-        <w:t xml:space="preserve"> </w:t>
-      </w:r>
-      <w:r>
-        <w:t xml:space="preserve">“</w:t>
-      </w:r>
-      <w:r>
-        <w:t xml:space="preserve">Warning</w:t>
-      </w:r>
-      <w:r>
-        <w:t xml:space="preserve">”</w:t>
-      </w:r>
-      <w:r>
-        <w:t xml:space="preserve"> </w:t>
-      </w:r>
-      <w:r>
-        <w:t xml:space="preserve">may be acceptable,</w:t>
-      </w:r>
-      <w:r>
-        <w:t xml:space="preserve"> </w:t>
-      </w:r>
-      <w:r>
-        <w:t xml:space="preserve">“</w:t>
-      </w:r>
-      <w:r>
-        <w:t xml:space="preserve">Error</w:t>
-      </w:r>
-      <w:r>
-        <w:t xml:space="preserve">”</w:t>
-      </w:r>
-      <w:r>
-        <w:t xml:space="preserve"> </w:t>
-      </w:r>
-      <w:r>
-        <w:t xml:space="preserve">must be fixed</w:t>
-      </w:r>
-    </w:p>
-    <w:bookmarkEnd w:id="49"/>
-    <w:bookmarkStart w:id="50" w:name="export-manifest"/>
-    <w:p>
-      <w:pPr>
-        <w:pStyle w:val="Heading3"/>
-      </w:pPr>
-      <w:r>
-        <w:t xml:space="preserve">Export Manifest</w:t>
-      </w:r>
-    </w:p>
-    <w:p>
-      <w:pPr>
-        <w:numPr>
-          <w:ilvl w:val="0"/>
-          <w:numId w:val="1024"/>
-        </w:numPr>
-        <w:pStyle w:val="Compact"/>
-      </w:pPr>
-      <w:r>
-        <w:t xml:space="preserve">Located in</w:t>
-      </w:r>
-      <w:r>
-        <w:t xml:space="preserve"> </w:t>
-      </w:r>
-      <w:r>
-        <w:rPr>
-          <w:rStyle w:val="VerbatimChar"/>
-        </w:rPr>
-        <w:t xml:space="preserve">.\ExportedData\manifest.json</w:t>
-      </w:r>
-    </w:p>
-    <w:p>
-      <w:pPr>
-        <w:numPr>
-          <w:ilvl w:val="0"/>
-          <w:numId w:val="1024"/>
-        </w:numPr>
-        <w:pStyle w:val="Compact"/>
-      </w:pPr>
-      <w:r>
-        <w:t xml:space="preserve">Contains entity counts, active/inactive breakdowns, export timestamp</w:t>
-      </w:r>
-    </w:p>
-    <w:p>
-      <w:pPr>
-        <w:numPr>
-          <w:ilvl w:val="0"/>
-          <w:numId w:val="1024"/>
-        </w:numPr>
-        <w:pStyle w:val="Compact"/>
-      </w:pPr>
-      <w:r>
-        <w:t xml:space="preserve">Use to verify export completeness before proceeding to transform</w:t>
+        <w:t xml:space="preserve">5.2 Financial Report Comparison</w:t>
+      </w:r>
+    </w:p>
+    <w:p>
+      <w:pPr>
+        <w:numPr>
+          <w:ilvl w:val="0"/>
+          <w:numId w:val="1025"/>
+        </w:numPr>
+        <w:pStyle w:val="Compact"/>
+      </w:pPr>
+      <w:r>
+        <w:t xml:space="preserve">☐ P&amp;L (current year): QB 2023 total = QB 2021 total</w:t>
+      </w:r>
+    </w:p>
+    <w:p>
+      <w:pPr>
+        <w:numPr>
+          <w:ilvl w:val="0"/>
+          <w:numId w:val="1025"/>
+        </w:numPr>
+        <w:pStyle w:val="Compact"/>
+      </w:pPr>
+      <w:r>
+        <w:t xml:space="preserve">☐ Balance Sheet (current date): QB 2023 total = QB 2021 total</w:t>
+      </w:r>
+    </w:p>
+    <w:p>
+      <w:pPr>
+        <w:numPr>
+          <w:ilvl w:val="0"/>
+          <w:numId w:val="1025"/>
+        </w:numPr>
+        <w:pStyle w:val="Compact"/>
+      </w:pPr>
+      <w:r>
+        <w:t xml:space="preserve">☐ A/R Aging: QB 2023 totals = QB 2021 totals</w:t>
+      </w:r>
+    </w:p>
+    <w:p>
+      <w:pPr>
+        <w:numPr>
+          <w:ilvl w:val="0"/>
+          <w:numId w:val="1025"/>
+        </w:numPr>
+        <w:pStyle w:val="Compact"/>
+      </w:pPr>
+      <w:r>
+        <w:t xml:space="preserve">☐ A/P Aging: QB 2023 totals = QB 2021 totals</w:t>
       </w:r>
     </w:p>
     <w:p>
@@ -2981,9 +2672,803 @@
         </w:pict>
       </w:r>
     </w:p>
-    <w:bookmarkEnd w:id="50"/>
     <w:bookmarkEnd w:id="51"/>
-    <w:bookmarkStart w:id="52" w:name="troubleshooting-common-issues"/>
+    <w:bookmarkEnd w:id="52"/>
+    <w:bookmarkStart w:id="56" w:name="how-to-interpret-logs-and-reports"/>
+    <w:p>
+      <w:pPr>
+        <w:pStyle w:val="Heading2"/>
+      </w:pPr>
+      <w:r>
+        <w:t xml:space="preserve">How to Interpret Logs and Reports</w:t>
+      </w:r>
+    </w:p>
+    <w:bookmarkStart w:id="53" w:name="log-files-.logsqb-timewarp-date.log"/>
+    <w:p>
+      <w:pPr>
+        <w:pStyle w:val="Heading3"/>
+      </w:pPr>
+      <w:r>
+        <w:t xml:space="preserve">Log Files (</w:t>
+      </w:r>
+      <w:r>
+        <w:rPr>
+          <w:rStyle w:val="VerbatimChar"/>
+        </w:rPr>
+        <w:t xml:space="preserve">.\Logs\QB-TimeWarp-{Date}.log</w:t>
+      </w:r>
+      <w:r>
+        <w:t xml:space="preserve">)</w:t>
+      </w:r>
+    </w:p>
+    <w:p>
+      <w:pPr>
+        <w:numPr>
+          <w:ilvl w:val="0"/>
+          <w:numId w:val="1026"/>
+        </w:numPr>
+        <w:pStyle w:val="Compact"/>
+      </w:pPr>
+      <w:r>
+        <w:rPr>
+          <w:bCs/>
+          <w:b/>
+        </w:rPr>
+        <w:t xml:space="preserve">[INF]</w:t>
+      </w:r>
+      <w:r>
+        <w:t xml:space="preserve">: Informational — normal operation</w:t>
+      </w:r>
+    </w:p>
+    <w:p>
+      <w:pPr>
+        <w:numPr>
+          <w:ilvl w:val="0"/>
+          <w:numId w:val="1026"/>
+        </w:numPr>
+        <w:pStyle w:val="Compact"/>
+      </w:pPr>
+      <w:r>
+        <w:rPr>
+          <w:bCs/>
+          <w:b/>
+        </w:rPr>
+        <w:t xml:space="preserve">[WRN]</w:t>
+      </w:r>
+      <w:r>
+        <w:t xml:space="preserve">: Warning — non-critical issue (e.g., truncation, missing optional field)</w:t>
+      </w:r>
+    </w:p>
+    <w:p>
+      <w:pPr>
+        <w:numPr>
+          <w:ilvl w:val="0"/>
+          <w:numId w:val="1026"/>
+        </w:numPr>
+        <w:pStyle w:val="Compact"/>
+      </w:pPr>
+      <w:r>
+        <w:rPr>
+          <w:bCs/>
+          <w:b/>
+        </w:rPr>
+        <w:t xml:space="preserve">[ERR]</w:t>
+      </w:r>
+      <w:r>
+        <w:t xml:space="preserve">: Error — something failed (investigate immediately)</w:t>
+      </w:r>
+    </w:p>
+    <w:p>
+      <w:pPr>
+        <w:numPr>
+          <w:ilvl w:val="0"/>
+          <w:numId w:val="1026"/>
+        </w:numPr>
+        <w:pStyle w:val="Compact"/>
+      </w:pPr>
+      <w:r>
+        <w:rPr>
+          <w:bCs/>
+          <w:b/>
+        </w:rPr>
+        <w:t xml:space="preserve">[FTL]</w:t>
+      </w:r>
+      <w:r>
+        <w:t xml:space="preserve">: Fatal — application crashed (check stack trace)</w:t>
+      </w:r>
+    </w:p>
+    <w:bookmarkEnd w:id="53"/>
+    <w:bookmarkStart w:id="54" w:name="validation-report-.validationreport.json"/>
+    <w:p>
+      <w:pPr>
+        <w:pStyle w:val="Heading3"/>
+      </w:pPr>
+      <w:r>
+        <w:t xml:space="preserve">Validation Report (</w:t>
+      </w:r>
+      <w:r>
+        <w:rPr>
+          <w:rStyle w:val="VerbatimChar"/>
+        </w:rPr>
+        <w:t xml:space="preserve">.\Validation\report.json</w:t>
+      </w:r>
+      <w:r>
+        <w:t xml:space="preserve">)</w:t>
+      </w:r>
+    </w:p>
+    <w:p>
+      <w:pPr>
+        <w:pStyle w:val="SourceCode"/>
+      </w:pPr>
+      <w:r>
+        <w:rPr>
+          <w:rStyle w:val="FunctionTok"/>
+        </w:rPr>
+        <w:t xml:space="preserve">{</w:t>
+      </w:r>
+      <w:r>
+        <w:br/>
+      </w:r>
+      <w:r>
+        <w:rPr>
+          <w:rStyle w:val="NormalTok"/>
+        </w:rPr>
+        <w:t xml:space="preserve">  </w:t>
+      </w:r>
+      <w:r>
+        <w:rPr>
+          <w:rStyle w:val="DataTypeTok"/>
+        </w:rPr>
+        <w:t xml:space="preserve">"OverallResult"</w:t>
+      </w:r>
+      <w:r>
+        <w:rPr>
+          <w:rStyle w:val="FunctionTok"/>
+        </w:rPr>
+        <w:t xml:space="preserve">:</w:t>
+      </w:r>
+      <w:r>
+        <w:rPr>
+          <w:rStyle w:val="NormalTok"/>
+        </w:rPr>
+        <w:t xml:space="preserve"> </w:t>
+      </w:r>
+      <w:r>
+        <w:rPr>
+          <w:rStyle w:val="StringTok"/>
+        </w:rPr>
+        <w:t xml:space="preserve">"Pass"</w:t>
+      </w:r>
+      <w:r>
+        <w:rPr>
+          <w:rStyle w:val="FunctionTok"/>
+        </w:rPr>
+        <w:t xml:space="preserve">,</w:t>
+      </w:r>
+      <w:r>
+        <w:rPr>
+          <w:rStyle w:val="NormalTok"/>
+        </w:rPr>
+        <w:t xml:space="preserve">        </w:t>
+      </w:r>
+      <w:r>
+        <w:rPr>
+          <w:rStyle w:val="ErrorTok"/>
+        </w:rPr>
+        <w:t xml:space="preserve">//</w:t>
+      </w:r>
+      <w:r>
+        <w:rPr>
+          <w:rStyle w:val="NormalTok"/>
+        </w:rPr>
+        <w:t xml:space="preserve"> </w:t>
+      </w:r>
+      <w:r>
+        <w:rPr>
+          <w:rStyle w:val="ErrorTok"/>
+        </w:rPr>
+        <w:t xml:space="preserve">or</w:t>
+      </w:r>
+      <w:r>
+        <w:rPr>
+          <w:rStyle w:val="NormalTok"/>
+        </w:rPr>
+        <w:t xml:space="preserve"> </w:t>
+      </w:r>
+      <w:r>
+        <w:rPr>
+          <w:rStyle w:val="DataTypeTok"/>
+        </w:rPr>
+        <w:t xml:space="preserve">"Fail"</w:t>
+      </w:r>
+      <w:r>
+        <w:br/>
+      </w:r>
+      <w:r>
+        <w:rPr>
+          <w:rStyle w:val="NormalTok"/>
+        </w:rPr>
+        <w:t xml:space="preserve">  </w:t>
+      </w:r>
+      <w:r>
+        <w:rPr>
+          <w:rStyle w:val="DataTypeTok"/>
+        </w:rPr>
+        <w:t xml:space="preserve">"EntityCountVerification"</w:t>
+      </w:r>
+      <w:r>
+        <w:rPr>
+          <w:rStyle w:val="FunctionTok"/>
+        </w:rPr>
+        <w:t xml:space="preserve">:</w:t>
+      </w:r>
+      <w:r>
+        <w:rPr>
+          <w:rStyle w:val="NormalTok"/>
+        </w:rPr>
+        <w:t xml:space="preserve"> </w:t>
+      </w:r>
+      <w:r>
+        <w:rPr>
+          <w:rStyle w:val="FunctionTok"/>
+        </w:rPr>
+        <w:t xml:space="preserve">{},</w:t>
+      </w:r>
+      <w:r>
+        <w:rPr>
+          <w:rStyle w:val="NormalTok"/>
+        </w:rPr>
+        <w:t xml:space="preserve">   </w:t>
+      </w:r>
+      <w:r>
+        <w:rPr>
+          <w:rStyle w:val="ErrorTok"/>
+        </w:rPr>
+        <w:t xml:space="preserve">//</w:t>
+      </w:r>
+      <w:r>
+        <w:rPr>
+          <w:rStyle w:val="NormalTok"/>
+        </w:rPr>
+        <w:t xml:space="preserve"> </w:t>
+      </w:r>
+      <w:r>
+        <w:rPr>
+          <w:rStyle w:val="ErrorTok"/>
+        </w:rPr>
+        <w:t xml:space="preserve">count</w:t>
+      </w:r>
+      <w:r>
+        <w:rPr>
+          <w:rStyle w:val="NormalTok"/>
+        </w:rPr>
+        <w:t xml:space="preserve"> </w:t>
+      </w:r>
+      <w:r>
+        <w:rPr>
+          <w:rStyle w:val="ErrorTok"/>
+        </w:rPr>
+        <w:t xml:space="preserve">comparisons</w:t>
+      </w:r>
+      <w:r>
+        <w:br/>
+      </w:r>
+      <w:r>
+        <w:rPr>
+          <w:rStyle w:val="NormalTok"/>
+        </w:rPr>
+        <w:t xml:space="preserve">  </w:t>
+      </w:r>
+      <w:r>
+        <w:rPr>
+          <w:rStyle w:val="DataTypeTok"/>
+        </w:rPr>
+        <w:t xml:space="preserve">"FieldComparison"</w:t>
+      </w:r>
+      <w:r>
+        <w:rPr>
+          <w:rStyle w:val="FunctionTok"/>
+        </w:rPr>
+        <w:t xml:space="preserve">:</w:t>
+      </w:r>
+      <w:r>
+        <w:rPr>
+          <w:rStyle w:val="NormalTok"/>
+        </w:rPr>
+        <w:t xml:space="preserve"> </w:t>
+      </w:r>
+      <w:r>
+        <w:rPr>
+          <w:rStyle w:val="FunctionTok"/>
+        </w:rPr>
+        <w:t xml:space="preserve">{},</w:t>
+      </w:r>
+      <w:r>
+        <w:rPr>
+          <w:rStyle w:val="NormalTok"/>
+        </w:rPr>
+        <w:t xml:space="preserve">           </w:t>
+      </w:r>
+      <w:r>
+        <w:rPr>
+          <w:rStyle w:val="ErrorTok"/>
+        </w:rPr>
+        <w:t xml:space="preserve">//</w:t>
+      </w:r>
+      <w:r>
+        <w:rPr>
+          <w:rStyle w:val="NormalTok"/>
+        </w:rPr>
+        <w:t xml:space="preserve"> </w:t>
+      </w:r>
+      <w:r>
+        <w:rPr>
+          <w:rStyle w:val="ErrorTok"/>
+        </w:rPr>
+        <w:t xml:space="preserve">field-level</w:t>
+      </w:r>
+      <w:r>
+        <w:rPr>
+          <w:rStyle w:val="NormalTok"/>
+        </w:rPr>
+        <w:t xml:space="preserve"> </w:t>
+      </w:r>
+      <w:r>
+        <w:rPr>
+          <w:rStyle w:val="ErrorTok"/>
+        </w:rPr>
+        <w:t xml:space="preserve">diffs</w:t>
+      </w:r>
+      <w:r>
+        <w:br/>
+      </w:r>
+      <w:r>
+        <w:rPr>
+          <w:rStyle w:val="NormalTok"/>
+        </w:rPr>
+        <w:t xml:space="preserve">  </w:t>
+      </w:r>
+      <w:r>
+        <w:rPr>
+          <w:rStyle w:val="DataTypeTok"/>
+        </w:rPr>
+        <w:t xml:space="preserve">"FinancialReconciliation"</w:t>
+      </w:r>
+      <w:r>
+        <w:rPr>
+          <w:rStyle w:val="FunctionTok"/>
+        </w:rPr>
+        <w:t xml:space="preserve">:</w:t>
+      </w:r>
+      <w:r>
+        <w:rPr>
+          <w:rStyle w:val="NormalTok"/>
+        </w:rPr>
+        <w:t xml:space="preserve"> </w:t>
+      </w:r>
+      <w:r>
+        <w:rPr>
+          <w:rStyle w:val="FunctionTok"/>
+        </w:rPr>
+        <w:t xml:space="preserve">{},</w:t>
+      </w:r>
+      <w:r>
+        <w:rPr>
+          <w:rStyle w:val="NormalTok"/>
+        </w:rPr>
+        <w:t xml:space="preserve">   </w:t>
+      </w:r>
+      <w:r>
+        <w:rPr>
+          <w:rStyle w:val="ErrorTok"/>
+        </w:rPr>
+        <w:t xml:space="preserve">//</w:t>
+      </w:r>
+      <w:r>
+        <w:rPr>
+          <w:rStyle w:val="NormalTok"/>
+        </w:rPr>
+        <w:t xml:space="preserve"> </w:t>
+      </w:r>
+      <w:r>
+        <w:rPr>
+          <w:rStyle w:val="ErrorTok"/>
+        </w:rPr>
+        <w:t xml:space="preserve">amount</w:t>
+      </w:r>
+      <w:r>
+        <w:rPr>
+          <w:rStyle w:val="NormalTok"/>
+        </w:rPr>
+        <w:t xml:space="preserve"> </w:t>
+      </w:r>
+      <w:r>
+        <w:rPr>
+          <w:rStyle w:val="ErrorTok"/>
+        </w:rPr>
+        <w:t xml:space="preserve">comparisons</w:t>
+      </w:r>
+      <w:r>
+        <w:br/>
+      </w:r>
+      <w:r>
+        <w:rPr>
+          <w:rStyle w:val="NormalTok"/>
+        </w:rPr>
+        <w:t xml:space="preserve">  </w:t>
+      </w:r>
+      <w:r>
+        <w:rPr>
+          <w:rStyle w:val="DataTypeTok"/>
+        </w:rPr>
+        <w:t xml:space="preserve">"JournalValidation"</w:t>
+      </w:r>
+      <w:r>
+        <w:rPr>
+          <w:rStyle w:val="FunctionTok"/>
+        </w:rPr>
+        <w:t xml:space="preserve">:</w:t>
+      </w:r>
+      <w:r>
+        <w:rPr>
+          <w:rStyle w:val="NormalTok"/>
+        </w:rPr>
+        <w:t xml:space="preserve"> </w:t>
+      </w:r>
+      <w:r>
+        <w:rPr>
+          <w:rStyle w:val="FunctionTok"/>
+        </w:rPr>
+        <w:t xml:space="preserve">{},</w:t>
+      </w:r>
+      <w:r>
+        <w:rPr>
+          <w:rStyle w:val="NormalTok"/>
+        </w:rPr>
+        <w:t xml:space="preserve">         </w:t>
+      </w:r>
+      <w:r>
+        <w:rPr>
+          <w:rStyle w:val="ErrorTok"/>
+        </w:rPr>
+        <w:t xml:space="preserve">//</w:t>
+      </w:r>
+      <w:r>
+        <w:rPr>
+          <w:rStyle w:val="NormalTok"/>
+        </w:rPr>
+        <w:t xml:space="preserve"> </w:t>
+      </w:r>
+      <w:r>
+        <w:rPr>
+          <w:rStyle w:val="ErrorTok"/>
+        </w:rPr>
+        <w:t xml:space="preserve">debit/credit</w:t>
+      </w:r>
+      <w:r>
+        <w:rPr>
+          <w:rStyle w:val="NormalTok"/>
+        </w:rPr>
+        <w:t xml:space="preserve"> </w:t>
+      </w:r>
+      <w:r>
+        <w:rPr>
+          <w:rStyle w:val="ErrorTok"/>
+        </w:rPr>
+        <w:t xml:space="preserve">balance</w:t>
+      </w:r>
+      <w:r>
+        <w:br/>
+      </w:r>
+      <w:r>
+        <w:rPr>
+          <w:rStyle w:val="NormalTok"/>
+        </w:rPr>
+        <w:t xml:space="preserve">  </w:t>
+      </w:r>
+      <w:r>
+        <w:rPr>
+          <w:rStyle w:val="DataTypeTok"/>
+        </w:rPr>
+        <w:t xml:space="preserve">"FormatValidation"</w:t>
+      </w:r>
+      <w:r>
+        <w:rPr>
+          <w:rStyle w:val="FunctionTok"/>
+        </w:rPr>
+        <w:t xml:space="preserve">:</w:t>
+      </w:r>
+      <w:r>
+        <w:rPr>
+          <w:rStyle w:val="NormalTok"/>
+        </w:rPr>
+        <w:t xml:space="preserve"> </w:t>
+      </w:r>
+      <w:r>
+        <w:rPr>
+          <w:rStyle w:val="FunctionTok"/>
+        </w:rPr>
+        <w:t xml:space="preserve">{}</w:t>
+      </w:r>
+      <w:r>
+        <w:rPr>
+          <w:rStyle w:val="NormalTok"/>
+        </w:rPr>
+        <w:t xml:space="preserve">           </w:t>
+      </w:r>
+      <w:r>
+        <w:rPr>
+          <w:rStyle w:val="ErrorTok"/>
+        </w:rPr>
+        <w:t xml:space="preserve">//</w:t>
+      </w:r>
+      <w:r>
+        <w:rPr>
+          <w:rStyle w:val="NormalTok"/>
+        </w:rPr>
+        <w:t xml:space="preserve"> </w:t>
+      </w:r>
+      <w:r>
+        <w:rPr>
+          <w:rStyle w:val="ErrorTok"/>
+        </w:rPr>
+        <w:t xml:space="preserve">format</w:t>
+      </w:r>
+      <w:r>
+        <w:rPr>
+          <w:rStyle w:val="NormalTok"/>
+        </w:rPr>
+        <w:t xml:space="preserve"> </w:t>
+      </w:r>
+      <w:r>
+        <w:rPr>
+          <w:rStyle w:val="ErrorTok"/>
+        </w:rPr>
+        <w:t xml:space="preserve">compliance</w:t>
+      </w:r>
+      <w:r>
+        <w:br/>
+      </w:r>
+      <w:r>
+        <w:rPr>
+          <w:rStyle w:val="FunctionTok"/>
+        </w:rPr>
+        <w:t xml:space="preserve">}</w:t>
+      </w:r>
+    </w:p>
+    <w:p>
+      <w:pPr>
+        <w:numPr>
+          <w:ilvl w:val="0"/>
+          <w:numId w:val="1027"/>
+        </w:numPr>
+        <w:pStyle w:val="Compact"/>
+      </w:pPr>
+      <w:r>
+        <w:rPr>
+          <w:bCs/>
+          <w:b/>
+        </w:rPr>
+        <w:t xml:space="preserve">OverallResult =</w:t>
+      </w:r>
+      <w:r>
+        <w:rPr>
+          <w:bCs/>
+          <w:b/>
+        </w:rPr>
+        <w:t xml:space="preserve"> </w:t>
+      </w:r>
+      <w:r>
+        <w:rPr>
+          <w:bCs/>
+          <w:b/>
+        </w:rPr>
+        <w:t xml:space="preserve">“</w:t>
+      </w:r>
+      <w:r>
+        <w:rPr>
+          <w:bCs/>
+          <w:b/>
+        </w:rPr>
+        <w:t xml:space="preserve">Pass</w:t>
+      </w:r>
+      <w:r>
+        <w:rPr>
+          <w:bCs/>
+          <w:b/>
+        </w:rPr>
+        <w:t xml:space="preserve">”</w:t>
+      </w:r>
+      <w:r>
+        <w:t xml:space="preserve">: Migration is successful</w:t>
+      </w:r>
+    </w:p>
+    <w:p>
+      <w:pPr>
+        <w:numPr>
+          <w:ilvl w:val="0"/>
+          <w:numId w:val="1027"/>
+        </w:numPr>
+        <w:pStyle w:val="Compact"/>
+      </w:pPr>
+      <w:r>
+        <w:rPr>
+          <w:bCs/>
+          <w:b/>
+        </w:rPr>
+        <w:t xml:space="preserve">OverallResult =</w:t>
+      </w:r>
+      <w:r>
+        <w:rPr>
+          <w:bCs/>
+          <w:b/>
+        </w:rPr>
+        <w:t xml:space="preserve"> </w:t>
+      </w:r>
+      <w:r>
+        <w:rPr>
+          <w:bCs/>
+          <w:b/>
+        </w:rPr>
+        <w:t xml:space="preserve">“</w:t>
+      </w:r>
+      <w:r>
+        <w:rPr>
+          <w:bCs/>
+          <w:b/>
+        </w:rPr>
+        <w:t xml:space="preserve">Fail</w:t>
+      </w:r>
+      <w:r>
+        <w:rPr>
+          <w:bCs/>
+          <w:b/>
+        </w:rPr>
+        <w:t xml:space="preserve">”</w:t>
+      </w:r>
+      <w:r>
+        <w:t xml:space="preserve">: Check individual sections for failures</w:t>
+      </w:r>
+    </w:p>
+    <w:p>
+      <w:pPr>
+        <w:numPr>
+          <w:ilvl w:val="0"/>
+          <w:numId w:val="1027"/>
+        </w:numPr>
+        <w:pStyle w:val="Compact"/>
+      </w:pPr>
+      <w:r>
+        <w:rPr>
+          <w:bCs/>
+          <w:b/>
+        </w:rPr>
+        <w:t xml:space="preserve">JournalValidation failures</w:t>
+      </w:r>
+      <w:r>
+        <w:t xml:space="preserve">: CRITICAL — do not proceed until resolved</w:t>
+      </w:r>
+    </w:p>
+    <w:p>
+      <w:pPr>
+        <w:numPr>
+          <w:ilvl w:val="0"/>
+          <w:numId w:val="1027"/>
+        </w:numPr>
+        <w:pStyle w:val="Compact"/>
+      </w:pPr>
+      <w:r>
+        <w:rPr>
+          <w:bCs/>
+          <w:b/>
+        </w:rPr>
+        <w:t xml:space="preserve">FormatValidation failures</w:t>
+      </w:r>
+      <w:r>
+        <w:t xml:space="preserve">: Review severity —</w:t>
+      </w:r>
+      <w:r>
+        <w:t xml:space="preserve"> </w:t>
+      </w:r>
+      <w:r>
+        <w:t xml:space="preserve">“</w:t>
+      </w:r>
+      <w:r>
+        <w:t xml:space="preserve">Warning</w:t>
+      </w:r>
+      <w:r>
+        <w:t xml:space="preserve">”</w:t>
+      </w:r>
+      <w:r>
+        <w:t xml:space="preserve"> </w:t>
+      </w:r>
+      <w:r>
+        <w:t xml:space="preserve">may be acceptable,</w:t>
+      </w:r>
+      <w:r>
+        <w:t xml:space="preserve"> </w:t>
+      </w:r>
+      <w:r>
+        <w:t xml:space="preserve">“</w:t>
+      </w:r>
+      <w:r>
+        <w:t xml:space="preserve">Error</w:t>
+      </w:r>
+      <w:r>
+        <w:t xml:space="preserve">”</w:t>
+      </w:r>
+      <w:r>
+        <w:t xml:space="preserve"> </w:t>
+      </w:r>
+      <w:r>
+        <w:t xml:space="preserve">must be fixed</w:t>
+      </w:r>
+    </w:p>
+    <w:bookmarkEnd w:id="54"/>
+    <w:bookmarkStart w:id="55" w:name="export-manifest"/>
+    <w:p>
+      <w:pPr>
+        <w:pStyle w:val="Heading3"/>
+      </w:pPr>
+      <w:r>
+        <w:t xml:space="preserve">Export Manifest</w:t>
+      </w:r>
+    </w:p>
+    <w:p>
+      <w:pPr>
+        <w:numPr>
+          <w:ilvl w:val="0"/>
+          <w:numId w:val="1028"/>
+        </w:numPr>
+        <w:pStyle w:val="Compact"/>
+      </w:pPr>
+      <w:r>
+        <w:t xml:space="preserve">Located in</w:t>
+      </w:r>
+      <w:r>
+        <w:t xml:space="preserve"> </w:t>
+      </w:r>
+      <w:r>
+        <w:rPr>
+          <w:rStyle w:val="VerbatimChar"/>
+        </w:rPr>
+        <w:t xml:space="preserve">.\ExportedData\manifest.json</w:t>
+      </w:r>
+    </w:p>
+    <w:p>
+      <w:pPr>
+        <w:numPr>
+          <w:ilvl w:val="0"/>
+          <w:numId w:val="1028"/>
+        </w:numPr>
+        <w:pStyle w:val="Compact"/>
+      </w:pPr>
+      <w:r>
+        <w:t xml:space="preserve">Contains entity counts, active/inactive breakdowns, export timestamp</w:t>
+      </w:r>
+    </w:p>
+    <w:p>
+      <w:pPr>
+        <w:numPr>
+          <w:ilvl w:val="0"/>
+          <w:numId w:val="1028"/>
+        </w:numPr>
+        <w:pStyle w:val="Compact"/>
+      </w:pPr>
+      <w:r>
+        <w:t xml:space="preserve">Use to verify export completeness before proceeding to transform</w:t>
+      </w:r>
+    </w:p>
+    <w:p>
+      <w:r>
+        <w:pict>
+          <v:rect style="width:0;height:1.5pt" o:hralign="center" o:hrstd="t" o:hr="t"/>
+        </w:pict>
+      </w:r>
+    </w:p>
+    <w:bookmarkEnd w:id="55"/>
+    <w:bookmarkEnd w:id="56"/>
+    <w:bookmarkStart w:id="57" w:name="troubleshooting-common-issues"/>
     <w:p>
       <w:pPr>
         <w:pStyle w:val="Heading2"/>
@@ -3340,8 +3825,8 @@
         </w:pict>
       </w:r>
     </w:p>
-    <w:bookmarkEnd w:id="52"/>
-    <w:bookmarkStart w:id="53" w:name="X09de1c0175bab26e051bafa37657f7e67c662a9"/>
+    <w:bookmarkEnd w:id="57"/>
+    <w:bookmarkStart w:id="58" w:name="X09de1c0175bab26e051bafa37657f7e67c662a9"/>
     <w:p>
       <w:pPr>
         <w:pStyle w:val="Heading2"/>
@@ -3946,8 +4431,8 @@
         <w:t xml:space="preserve">for a comprehensive popup reference guide.</w:t>
       </w:r>
     </w:p>
-    <w:bookmarkEnd w:id="53"/>
-    <w:bookmarkEnd w:id="54"/>
+    <w:bookmarkEnd w:id="58"/>
+    <w:bookmarkEnd w:id="59"/>
     <w:sectPr/>
   </w:body>
 </w:document>
@@ -4203,6 +4688,18 @@
     <w:abstractNumId w:val="991"/>
   </w:num>
   <w:num w:numId="1024">
+    <w:abstractNumId w:val="991"/>
+  </w:num>
+  <w:num w:numId="1025">
+    <w:abstractNumId w:val="991"/>
+  </w:num>
+  <w:num w:numId="1026">
+    <w:abstractNumId w:val="991"/>
+  </w:num>
+  <w:num w:numId="1027">
+    <w:abstractNumId w:val="991"/>
+  </w:num>
+  <w:num w:numId="1028">
     <w:abstractNumId w:val="991"/>
   </w:num>
 </w:numbering>

--- a/TESTING_CHECKLIST.docx
+++ b/TESTING_CHECKLIST.docx
@@ -149,7 +149,7 @@
         <w:pStyle w:val="Compact"/>
       </w:pPr>
       <w:r>
-        <w:t xml:space="preserve">Blank Template →</w:t>
+        <w:t xml:space="preserve">Blank_Template.qbw (QB21_Blank_Template folder) →</w:t>
       </w:r>
       <w:r>
         <w:t xml:space="preserve"> </w:t>
@@ -260,13 +260,13 @@
         <w:rPr>
           <w:rStyle w:val="VerbatimChar"/>
         </w:rPr>
-        <w:t xml:space="preserve">C:\Users\AIAgent\Desktop\Joshua's Gold Coast\</w:t>
-      </w:r>
-      <w:r>
-        <w:t xml:space="preserve"> </w:t>
-      </w:r>
-      <w:r>
-        <w:t xml:space="preserve">exists with a</w:t>
+        <w:t xml:space="preserve">C:\Users\AIAgent\Desktop\Joshs_Gold_Coast\</w:t>
+      </w:r>
+      <w:r>
+        <w:t xml:space="preserve"> </w:t>
+      </w:r>
+      <w:r>
+        <w:t xml:space="preserve">exists with</w:t>
       </w:r>
       <w:r>
         <w:t xml:space="preserve"> </w:t>
@@ -275,13 +275,13 @@
         <w:rPr>
           <w:rStyle w:val="VerbatimChar"/>
         </w:rPr>
-        <w:t xml:space="preserve">.qbw</w:t>
-      </w:r>
-      <w:r>
-        <w:t xml:space="preserve"> </w:t>
-      </w:r>
-      <w:r>
-        <w:t xml:space="preserve">file</w:t>
+        <w:t xml:space="preserve">Joshs_Gold_Coast_II_2023.qbw</w:t>
+      </w:r>
+      <w:r>
+        <w:t xml:space="preserve"> </w:t>
+      </w:r>
+      <w:r>
+        <w:t xml:space="preserve">(TESTING file)</w:t>
       </w:r>
     </w:p>
     <w:p>
@@ -302,13 +302,13 @@
         <w:rPr>
           <w:rStyle w:val="VerbatimChar"/>
         </w:rPr>
-        <w:t xml:space="preserve">C:\Users\AIAgent\Desktop\Blank Template\</w:t>
-      </w:r>
-      <w:r>
-        <w:t xml:space="preserve"> </w:t>
-      </w:r>
-      <w:r>
-        <w:t xml:space="preserve">exists with a</w:t>
+        <w:t xml:space="preserve">C:\Users\AIAgent\Desktop\QB21_Blank_Template\</w:t>
+      </w:r>
+      <w:r>
+        <w:t xml:space="preserve"> </w:t>
+      </w:r>
+      <w:r>
+        <w:t xml:space="preserve">exists with</w:t>
       </w:r>
       <w:r>
         <w:t xml:space="preserve"> </w:t>
@@ -317,13 +317,7 @@
         <w:rPr>
           <w:rStyle w:val="VerbatimChar"/>
         </w:rPr>
-        <w:t xml:space="preserve">.qbw</w:t>
-      </w:r>
-      <w:r>
-        <w:t xml:space="preserve"> </w:t>
-      </w:r>
-      <w:r>
-        <w:t xml:space="preserve">file</w:t>
+        <w:t xml:space="preserve">Blank_Template.qbw</w:t>
       </w:r>
     </w:p>
     <w:p>
